--- a/output/summary/claims/FederatedGqlBreakDown-BE-claims.docx
+++ b/output/summary/claims/FederatedGqlBreakDown-BE-claims.docx
@@ -76,7 +76,7 @@
                 <w:color w:val="1F497D"/>
                 <w:sz w:val="22"/>
               </w:rPr>
-              <w:t>20</w:t>
+              <w:t>15</w:t>
             </w:r>
           </w:p>
         </w:tc>
@@ -132,7 +132,7 @@
                 <w:color w:val="1F497D"/>
                 <w:sz w:val="22"/>
               </w:rPr>
-              <w:t>🔴 0  🟠 2  🟡 9  🟢 9</w:t>
+              <w:t>🔴 0  🟠 2  🟡 11  🟢 2</w:t>
             </w:r>
           </w:p>
         </w:tc>
@@ -192,7 +192,7 @@
           <w:color w:val="444444"/>
           <w:sz w:val="18"/>
         </w:rPr>
-        <w:t xml:space="preserve">   |   Generated: 2026-07-16</w:t>
+        <w:t xml:space="preserve">   |   Generated: 2026-07-17</w:t>
       </w:r>
     </w:p>
     <w:p>
@@ -2494,7 +2494,22 @@
           <w:color w:val="444444"/>
           <w:sz w:val="18"/>
         </w:rPr>
-        <w:t>.</w:t>
+        <w:t xml:space="preserve">. </w:t>
+      </w:r>
+      <w:r>
+        <w:rPr>
+          <w:b/>
+          <w:color w:val="444444"/>
+          <w:sz w:val="18"/>
+        </w:rPr>
+        <w:t>Focus</w:t>
+      </w:r>
+      <w:r>
+        <w:rPr>
+          <w:color w:val="444444"/>
+          <w:sz w:val="18"/>
+        </w:rPr>
+        <w:t xml:space="preserve"> names the phase category each step advances — same convention as the frontend order map.</w:t>
       </w:r>
     </w:p>
     <w:p>
@@ -2539,9 +2554,10 @@
         </w:tblBorders>
       </w:tblPr>
       <w:tblGrid>
-        <w:gridCol w:w="3419"/>
-        <w:gridCol w:w="3419"/>
-        <w:gridCol w:w="3419"/>
+        <w:gridCol w:w="2564"/>
+        <w:gridCol w:w="2564"/>
+        <w:gridCol w:w="2564"/>
+        <w:gridCol w:w="2564"/>
       </w:tblGrid>
       <w:tr>
         <w:trPr>
@@ -2549,7 +2565,7 @@
         </w:trPr>
         <w:tc>
           <w:tcPr>
-            <w:tcW w:type="dxa" w:w="3419"/>
+            <w:tcW w:type="dxa" w:w="2564"/>
             <w:shd w:val="clear" w:color="auto" w:fill="DAE8FC"/>
             <w:vAlign w:val="top"/>
           </w:tcPr>
@@ -2569,7 +2585,7 @@
         </w:tc>
         <w:tc>
           <w:tcPr>
-            <w:tcW w:type="dxa" w:w="3419"/>
+            <w:tcW w:type="dxa" w:w="2564"/>
             <w:shd w:val="clear" w:color="auto" w:fill="DAE8FC"/>
             <w:vAlign w:val="top"/>
           </w:tcPr>
@@ -2589,7 +2605,7 @@
         </w:tc>
         <w:tc>
           <w:tcPr>
-            <w:tcW w:type="dxa" w:w="3419"/>
+            <w:tcW w:type="dxa" w:w="2564"/>
             <w:shd w:val="clear" w:color="auto" w:fill="DAE8FC"/>
             <w:vAlign w:val="top"/>
           </w:tcPr>
@@ -2604,6 +2620,26 @@
                 <w:sz w:val="18"/>
               </w:rPr>
               <w:t>Entry gates in this step</w:t>
+            </w:r>
+          </w:p>
+        </w:tc>
+        <w:tc>
+          <w:tcPr>
+            <w:tcW w:type="dxa" w:w="2564"/>
+            <w:shd w:val="clear" w:color="auto" w:fill="DAE8FC"/>
+            <w:vAlign w:val="top"/>
+          </w:tcPr>
+          <w:p>
+            <w:pPr>
+              <w:jc w:val="left"/>
+            </w:pPr>
+            <w:r>
+              <w:rPr>
+                <w:b/>
+                <w:color w:val="1F3864"/>
+                <w:sz w:val="18"/>
+              </w:rPr>
+              <w:t>Focus</w:t>
             </w:r>
           </w:p>
         </w:tc>
@@ -2611,7 +2647,7 @@
       <w:tr>
         <w:tc>
           <w:tcPr>
-            <w:tcW w:type="dxa" w:w="3419"/>
+            <w:tcW w:type="dxa" w:w="2564"/>
             <w:vAlign w:val="top"/>
           </w:tcPr>
           <w:p>
@@ -2629,7 +2665,7 @@
         </w:tc>
         <w:tc>
           <w:tcPr>
-            <w:tcW w:type="dxa" w:w="3419"/>
+            <w:tcW w:type="dxa" w:w="2564"/>
             <w:vAlign w:val="top"/>
           </w:tcPr>
           <w:p>
@@ -2654,7 +2690,7 @@
         </w:tc>
         <w:tc>
           <w:tcPr>
-            <w:tcW w:type="dxa" w:w="3419"/>
+            <w:tcW w:type="dxa" w:w="2564"/>
             <w:vAlign w:val="top"/>
           </w:tcPr>
           <w:p>
@@ -2667,6 +2703,24 @@
                 <w:sz w:val="18"/>
               </w:rPr>
               <w:t>—</w:t>
+            </w:r>
+          </w:p>
+        </w:tc>
+        <w:tc>
+          <w:tcPr>
+            <w:tcW w:type="dxa" w:w="2564"/>
+            <w:vAlign w:val="top"/>
+          </w:tcPr>
+          <w:p>
+            <w:pPr>
+              <w:jc w:val="left"/>
+            </w:pPr>
+            <w:r>
+              <w:rPr>
+                <w:color w:val="373737"/>
+                <w:sz w:val="18"/>
+              </w:rPr>
+              <w:t>🧱 Module init — schema skeleton, service wiring (unblocks everything)</w:t>
             </w:r>
           </w:p>
         </w:tc>
@@ -2674,7 +2728,7 @@
       <w:tr>
         <w:tc>
           <w:tcPr>
-            <w:tcW w:type="dxa" w:w="3419"/>
+            <w:tcW w:type="dxa" w:w="2564"/>
             <w:shd w:val="clear" w:color="auto" w:fill="F5F8FF"/>
             <w:vAlign w:val="top"/>
           </w:tcPr>
@@ -2693,7 +2747,7 @@
         </w:tc>
         <w:tc>
           <w:tcPr>
-            <w:tcW w:type="dxa" w:w="3419"/>
+            <w:tcW w:type="dxa" w:w="2564"/>
             <w:shd w:val="clear" w:color="auto" w:fill="F5F8FF"/>
             <w:vAlign w:val="top"/>
           </w:tcPr>
@@ -2706,7 +2760,7 @@
                 <w:color w:val="373737"/>
                 <w:sz w:val="18"/>
               </w:rPr>
-              <w:t xml:space="preserve">🟢 </w:t>
+              <w:t xml:space="preserve">🟡 </w:t>
             </w:r>
             <w:r>
               <w:rPr>
@@ -2720,42 +2774,42 @@
                 <w:color w:val="373737"/>
                 <w:sz w:val="18"/>
               </w:rPr>
-              <w:t xml:space="preserve">, 🟢 </w:t>
+              <w:t xml:space="preserve">, 🟡 </w:t>
             </w:r>
             <w:r>
               <w:rPr>
                 <w:rFonts w:ascii="Courier New" w:hAnsi="Courier New"/>
                 <w:sz w:val="18"/>
               </w:rPr>
-              <w:t>B-03</w:t>
+              <w:t>C-01</w:t>
             </w:r>
             <w:r>
               <w:rPr>
                 <w:color w:val="373737"/>
                 <w:sz w:val="18"/>
               </w:rPr>
-              <w:t xml:space="preserve">, 🟢 </w:t>
+              <w:t xml:space="preserve">, 🟡 </w:t>
             </w:r>
             <w:r>
               <w:rPr>
                 <w:rFonts w:ascii="Courier New" w:hAnsi="Courier New"/>
                 <w:sz w:val="18"/>
               </w:rPr>
-              <w:t>B-04</w:t>
+              <w:t>C-02</w:t>
             </w:r>
             <w:r>
               <w:rPr>
                 <w:color w:val="373737"/>
                 <w:sz w:val="18"/>
               </w:rPr>
-              <w:t xml:space="preserve">, 🟢 </w:t>
+              <w:t xml:space="preserve">, 🟡 </w:t>
             </w:r>
             <w:r>
               <w:rPr>
                 <w:rFonts w:ascii="Courier New" w:hAnsi="Courier New"/>
                 <w:sz w:val="18"/>
               </w:rPr>
-              <w:t>B-05</w:t>
+              <w:t>D-01</w:t>
             </w:r>
             <w:r>
               <w:rPr>
@@ -2769,7 +2823,7 @@
                 <w:rFonts w:ascii="Courier New" w:hAnsi="Courier New"/>
                 <w:sz w:val="18"/>
               </w:rPr>
-              <w:t>C-01</w:t>
+              <w:t>D-02</w:t>
             </w:r>
             <w:r>
               <w:rPr>
@@ -2783,77 +2837,7 @@
                 <w:rFonts w:ascii="Courier New" w:hAnsi="Courier New"/>
                 <w:sz w:val="18"/>
               </w:rPr>
-              <w:t>C-02</w:t>
-            </w:r>
-            <w:r>
-              <w:rPr>
-                <w:color w:val="373737"/>
-                <w:sz w:val="18"/>
-              </w:rPr>
-              <w:t xml:space="preserve">, 🟡 </w:t>
-            </w:r>
-            <w:r>
-              <w:rPr>
-                <w:rFonts w:ascii="Courier New" w:hAnsi="Courier New"/>
-                <w:sz w:val="18"/>
-              </w:rPr>
-              <w:t>D-01</w:t>
-            </w:r>
-            <w:r>
-              <w:rPr>
-                <w:color w:val="373737"/>
-                <w:sz w:val="18"/>
-              </w:rPr>
-              <w:t xml:space="preserve">, 🟡 </w:t>
-            </w:r>
-            <w:r>
-              <w:rPr>
-                <w:rFonts w:ascii="Courier New" w:hAnsi="Courier New"/>
-                <w:sz w:val="18"/>
-              </w:rPr>
-              <w:t>D-02</w:t>
-            </w:r>
-            <w:r>
-              <w:rPr>
-                <w:color w:val="373737"/>
-                <w:sz w:val="18"/>
-              </w:rPr>
-              <w:t xml:space="preserve">, 🟢 </w:t>
-            </w:r>
-            <w:r>
-              <w:rPr>
-                <w:rFonts w:ascii="Courier New" w:hAnsi="Courier New"/>
-                <w:sz w:val="18"/>
-              </w:rPr>
               <w:t>D-03</w:t>
-            </w:r>
-            <w:r>
-              <w:rPr>
-                <w:color w:val="373737"/>
-                <w:sz w:val="18"/>
-              </w:rPr>
-              <w:t xml:space="preserve">, 🟢 </w:t>
-            </w:r>
-            <w:r>
-              <w:rPr>
-                <w:rFonts w:ascii="Courier New" w:hAnsi="Courier New"/>
-                <w:sz w:val="18"/>
-              </w:rPr>
-              <w:t>D-04</w:t>
-            </w:r>
-            <w:r>
-              <w:rPr>
-                <w:color w:val="373737"/>
-                <w:sz w:val="18"/>
-              </w:rPr>
-              <w:t xml:space="preserve">, 🟢 </w:t>
-            </w:r>
-            <w:r>
-              <w:rPr>
-                <w:rFonts w:ascii="Courier New" w:hAnsi="Courier New"/>
-                <w:sz w:val="18"/>
-              </w:rPr>
-              <w:t>D-05</w:t>
             </w:r>
             <w:r>
               <w:rPr>
@@ -2957,7 +2941,7 @@
         </w:tc>
         <w:tc>
           <w:tcPr>
-            <w:tcW w:type="dxa" w:w="3419"/>
+            <w:tcW w:type="dxa" w:w="2564"/>
             <w:shd w:val="clear" w:color="auto" w:fill="F5F8FF"/>
             <w:vAlign w:val="top"/>
           </w:tcPr>
@@ -3006,6 +2990,25 @@
                 <w:sz w:val="18"/>
               </w:rPr>
               <w:t xml:space="preserve"> → ⛔ BLOCKED-BY product</w:t>
+            </w:r>
+          </w:p>
+        </w:tc>
+        <w:tc>
+          <w:tcPr>
+            <w:tcW w:type="dxa" w:w="2564"/>
+            <w:shd w:val="clear" w:color="auto" w:fill="F5F8FF"/>
+            <w:vAlign w:val="top"/>
+          </w:tcPr>
+          <w:p>
+            <w:pPr>
+              <w:jc w:val="left"/>
+            </w:pPr>
+            <w:r>
+              <w:rPr>
+                <w:color w:val="373737"/>
+                <w:sz w:val="18"/>
+              </w:rPr>
+              <w:t>Fan-out — 📖 Core Reads · 🔍 Search &amp; Listing · ✏️ Mutations · ⚙️ Complex Operations · 🔗 Federation &amp; Stitching · 🧪 Field Resolvers &amp; Tests</w:t>
             </w:r>
           </w:p>
         </w:tc>
@@ -3013,7 +3016,7 @@
       <w:tr>
         <w:tc>
           <w:tcPr>
-            <w:tcW w:type="dxa" w:w="3419"/>
+            <w:tcW w:type="dxa" w:w="2564"/>
             <w:vAlign w:val="top"/>
           </w:tcPr>
           <w:p>
@@ -3031,7 +3034,7 @@
         </w:tc>
         <w:tc>
           <w:tcPr>
-            <w:tcW w:type="dxa" w:w="3419"/>
+            <w:tcW w:type="dxa" w:w="2564"/>
             <w:vAlign w:val="top"/>
           </w:tcPr>
           <w:p>
@@ -3056,7 +3059,7 @@
         </w:tc>
         <w:tc>
           <w:tcPr>
-            <w:tcW w:type="dxa" w:w="3419"/>
+            <w:tcW w:type="dxa" w:w="2564"/>
             <w:vAlign w:val="top"/>
           </w:tcPr>
           <w:p>
@@ -3069,6 +3072,24 @@
                 <w:sz w:val="18"/>
               </w:rPr>
               <w:t>—</w:t>
+            </w:r>
+          </w:p>
+        </w:tc>
+        <w:tc>
+          <w:tcPr>
+            <w:tcW w:type="dxa" w:w="2564"/>
+            <w:vAlign w:val="top"/>
+          </w:tcPr>
+          <w:p>
+            <w:pPr>
+              <w:jc w:val="left"/>
+            </w:pPr>
+            <w:r>
+              <w:rPr>
+                <w:color w:val="373737"/>
+                <w:sz w:val="18"/>
+              </w:rPr>
+              <w:t>🧪 Field Resolvers &amp; Tests</w:t>
             </w:r>
           </w:p>
         </w:tc>
@@ -3113,7 +3134,7 @@
           <w:rFonts w:ascii="Courier New" w:hAnsi="Courier New"/>
           <w:sz w:val="19"/>
         </w:rPr>
-        <w:t>E-01</w:t>
+        <w:t>G-03</w:t>
       </w:r>
       <w:r>
         <w:rPr>
@@ -3135,6 +3156,1090 @@
           <w:sz w:val="19"/>
         </w:rPr>
         <w:t xml:space="preserve"> — 3 sequential stories; everything else hangs off this chain in parallel.</w:t>
+      </w:r>
+    </w:p>
+    <w:p>
+      <w:pPr>
+        <w:spacing w:before="240" w:after="80"/>
+      </w:pPr>
+      <w:r>
+        <w:rPr>
+          <w:b/>
+          <w:color w:val="1F497D"/>
+          <w:sz w:val="28"/>
+        </w:rPr>
+        <w:t>Recommended Story Graph — 2 Backend Engineers</w:t>
+      </w:r>
+    </w:p>
+    <w:p>
+      <w:pPr>
+        <w:spacing w:after="40"/>
+      </w:pPr>
+      <w:r>
+        <w:rPr>
+          <w:color w:val="444444"/>
+          <w:sz w:val="18"/>
+        </w:rPr>
+        <w:t xml:space="preserve">The order map above assumes unlimited parallelism; this packs the </w:t>
+      </w:r>
+      <w:r>
+        <w:rPr>
+          <w:b/>
+          <w:color w:val="444444"/>
+          <w:sz w:val="18"/>
+        </w:rPr>
+        <w:t>same dependency graph onto 2 backend engineers</w:t>
+      </w:r>
+      <w:r>
+        <w:rPr>
+          <w:color w:val="444444"/>
+          <w:sz w:val="18"/>
+        </w:rPr>
+        <w:t xml:space="preserve"> (greedy critical-chain scheduling, nominal day-ranges from complexity — confirm in refinement). Read each column top-to-bottom as one engineer's queue; ⏳ marks a slot that waits on a dependency, 🔬/⛔ are entry gates that slide a slot without reshuffling the lanes.</w:t>
+      </w:r>
+    </w:p>
+    <w:tbl>
+      <w:tblPr>
+        <w:tblStyle w:val="TableGrid"/>
+        <w:tblW w:type="auto" w:w="0"/>
+        <w:tblLook w:firstColumn="1" w:firstRow="1" w:lastColumn="0" w:lastRow="0" w:noHBand="0" w:noVBand="1" w:val="04A0"/>
+        <w:tblBorders>
+          <w:top w:val="single" w:sz="4" w:space="0" w:color="BFBFBF"/>
+          <w:left w:val="single" w:sz="4" w:space="0" w:color="BFBFBF"/>
+          <w:bottom w:val="single" w:sz="4" w:space="0" w:color="BFBFBF"/>
+          <w:right w:val="single" w:sz="4" w:space="0" w:color="BFBFBF"/>
+          <w:insideH w:val="single" w:sz="4" w:space="0" w:color="BFBFBF"/>
+          <w:insideV w:val="single" w:sz="4" w:space="0" w:color="BFBFBF"/>
+        </w:tblBorders>
+      </w:tblPr>
+      <w:tblGrid>
+        <w:gridCol w:w="3419"/>
+        <w:gridCol w:w="3419"/>
+        <w:gridCol w:w="3419"/>
+      </w:tblGrid>
+      <w:tr>
+        <w:trPr>
+          <w:trHeight w:val="360" w:hRule="atLeast"/>
+        </w:trPr>
+        <w:tc>
+          <w:tcPr>
+            <w:tcW w:type="dxa" w:w="3419"/>
+            <w:shd w:val="clear" w:color="auto" w:fill="DAE8FC"/>
+            <w:vAlign w:val="top"/>
+          </w:tcPr>
+          <w:p>
+            <w:pPr>
+              <w:jc w:val="left"/>
+            </w:pPr>
+            <w:r>
+              <w:rPr>
+                <w:b/>
+                <w:color w:val="1F3864"/>
+                <w:sz w:val="18"/>
+              </w:rPr>
+              <w:t>Slot</w:t>
+            </w:r>
+          </w:p>
+        </w:tc>
+        <w:tc>
+          <w:tcPr>
+            <w:tcW w:type="dxa" w:w="3419"/>
+            <w:shd w:val="clear" w:color="auto" w:fill="DAE8FC"/>
+            <w:vAlign w:val="top"/>
+          </w:tcPr>
+          <w:p>
+            <w:pPr>
+              <w:jc w:val="left"/>
+            </w:pPr>
+            <w:r>
+              <w:rPr>
+                <w:b/>
+                <w:color w:val="1F3864"/>
+                <w:sz w:val="18"/>
+              </w:rPr>
+              <w:t>👤 BE-1</w:t>
+            </w:r>
+          </w:p>
+        </w:tc>
+        <w:tc>
+          <w:tcPr>
+            <w:tcW w:type="dxa" w:w="3419"/>
+            <w:shd w:val="clear" w:color="auto" w:fill="DAE8FC"/>
+            <w:vAlign w:val="top"/>
+          </w:tcPr>
+          <w:p>
+            <w:pPr>
+              <w:jc w:val="left"/>
+            </w:pPr>
+            <w:r>
+              <w:rPr>
+                <w:b/>
+                <w:color w:val="1F3864"/>
+                <w:sz w:val="18"/>
+              </w:rPr>
+              <w:t>👤 BE-2</w:t>
+            </w:r>
+          </w:p>
+        </w:tc>
+      </w:tr>
+      <w:tr>
+        <w:tc>
+          <w:tcPr>
+            <w:tcW w:type="dxa" w:w="3419"/>
+            <w:vAlign w:val="top"/>
+          </w:tcPr>
+          <w:p>
+            <w:pPr>
+              <w:jc w:val="left"/>
+            </w:pPr>
+            <w:r>
+              <w:rPr>
+                <w:color w:val="373737"/>
+                <w:sz w:val="18"/>
+              </w:rPr>
+              <w:t>1</w:t>
+            </w:r>
+          </w:p>
+        </w:tc>
+        <w:tc>
+          <w:tcPr>
+            <w:tcW w:type="dxa" w:w="3419"/>
+            <w:vAlign w:val="top"/>
+          </w:tcPr>
+          <w:p>
+            <w:pPr>
+              <w:jc w:val="left"/>
+            </w:pPr>
+            <w:r>
+              <w:rPr>
+                <w:color w:val="373737"/>
+                <w:sz w:val="18"/>
+              </w:rPr>
+              <w:t xml:space="preserve">🟢 </w:t>
+            </w:r>
+            <w:r>
+              <w:rPr>
+                <w:rFonts w:ascii="Courier New" w:hAnsi="Courier New"/>
+                <w:sz w:val="18"/>
+              </w:rPr>
+              <w:t>B-01</w:t>
+            </w:r>
+            <w:r>
+              <w:rPr>
+                <w:color w:val="373737"/>
+                <w:sz w:val="18"/>
+              </w:rPr>
+              <w:t xml:space="preserve"> (1–2d)</w:t>
+            </w:r>
+          </w:p>
+        </w:tc>
+        <w:tc>
+          <w:tcPr>
+            <w:tcW w:type="dxa" w:w="3419"/>
+            <w:vAlign w:val="top"/>
+          </w:tcPr>
+          <w:p>
+            <w:pPr>
+              <w:jc w:val="left"/>
+            </w:pPr>
+            <w:r>
+              <w:rPr>
+                <w:color w:val="373737"/>
+                <w:sz w:val="18"/>
+              </w:rPr>
+              <w:t xml:space="preserve">⏳ after </w:t>
+            </w:r>
+            <w:r>
+              <w:rPr>
+                <w:rFonts w:ascii="Courier New" w:hAnsi="Courier New"/>
+                <w:sz w:val="18"/>
+              </w:rPr>
+              <w:t>B-01</w:t>
+            </w:r>
+            <w:r>
+              <w:rPr>
+                <w:color w:val="373737"/>
+                <w:sz w:val="18"/>
+              </w:rPr>
+              <w:t xml:space="preserve"> → 🟠 </w:t>
+            </w:r>
+            <w:r>
+              <w:rPr>
+                <w:rFonts w:ascii="Courier New" w:hAnsi="Courier New"/>
+                <w:sz w:val="18"/>
+              </w:rPr>
+              <w:t>G-03</w:t>
+            </w:r>
+            <w:r>
+              <w:rPr>
+                <w:color w:val="373737"/>
+                <w:sz w:val="18"/>
+              </w:rPr>
+              <w:t xml:space="preserve"> (4–7d)</w:t>
+            </w:r>
+          </w:p>
+        </w:tc>
+      </w:tr>
+      <w:tr>
+        <w:tc>
+          <w:tcPr>
+            <w:tcW w:type="dxa" w:w="3419"/>
+            <w:shd w:val="clear" w:color="auto" w:fill="F5F8FF"/>
+            <w:vAlign w:val="top"/>
+          </w:tcPr>
+          <w:p>
+            <w:pPr>
+              <w:jc w:val="left"/>
+            </w:pPr>
+            <w:r>
+              <w:rPr>
+                <w:color w:val="373737"/>
+                <w:sz w:val="18"/>
+              </w:rPr>
+              <w:t>2</w:t>
+            </w:r>
+          </w:p>
+        </w:tc>
+        <w:tc>
+          <w:tcPr>
+            <w:tcW w:type="dxa" w:w="3419"/>
+            <w:shd w:val="clear" w:color="auto" w:fill="F5F8FF"/>
+            <w:vAlign w:val="top"/>
+          </w:tcPr>
+          <w:p>
+            <w:pPr>
+              <w:jc w:val="left"/>
+            </w:pPr>
+            <w:r>
+              <w:rPr>
+                <w:color w:val="373737"/>
+                <w:sz w:val="18"/>
+              </w:rPr>
+              <w:t xml:space="preserve">🟠 </w:t>
+            </w:r>
+            <w:r>
+              <w:rPr>
+                <w:rFonts w:ascii="Courier New" w:hAnsi="Courier New"/>
+                <w:sz w:val="18"/>
+              </w:rPr>
+              <w:t>E-01</w:t>
+            </w:r>
+            <w:r>
+              <w:rPr>
+                <w:color w:val="373737"/>
+                <w:sz w:val="18"/>
+              </w:rPr>
+              <w:t xml:space="preserve"> (4–7d) 🔬</w:t>
+            </w:r>
+          </w:p>
+        </w:tc>
+        <w:tc>
+          <w:tcPr>
+            <w:tcW w:type="dxa" w:w="3419"/>
+            <w:shd w:val="clear" w:color="auto" w:fill="F5F8FF"/>
+            <w:vAlign w:val="top"/>
+          </w:tcPr>
+          <w:p>
+            <w:pPr>
+              <w:jc w:val="left"/>
+            </w:pPr>
+            <w:r>
+              <w:rPr>
+                <w:color w:val="373737"/>
+                <w:sz w:val="18"/>
+              </w:rPr>
+              <w:t xml:space="preserve">🟡 </w:t>
+            </w:r>
+            <w:r>
+              <w:rPr>
+                <w:rFonts w:ascii="Courier New" w:hAnsi="Courier New"/>
+                <w:sz w:val="18"/>
+              </w:rPr>
+              <w:t>B-02</w:t>
+            </w:r>
+            <w:r>
+              <w:rPr>
+                <w:color w:val="373737"/>
+                <w:sz w:val="18"/>
+              </w:rPr>
+              <w:t xml:space="preserve"> (2–4d) </w:t>
+            </w:r>
+            <w:r>
+              <w:rPr>
+                <w:i/>
+                <w:color w:val="373737"/>
+                <w:sz w:val="18"/>
+              </w:rPr>
+              <w:t>(grouped XS: +`B-03`, `B-04`, `B-05`)</w:t>
+            </w:r>
+          </w:p>
+        </w:tc>
+      </w:tr>
+      <w:tr>
+        <w:tc>
+          <w:tcPr>
+            <w:tcW w:type="dxa" w:w="3419"/>
+            <w:vAlign w:val="top"/>
+          </w:tcPr>
+          <w:p>
+            <w:pPr>
+              <w:jc w:val="left"/>
+            </w:pPr>
+            <w:r>
+              <w:rPr>
+                <w:color w:val="373737"/>
+                <w:sz w:val="18"/>
+              </w:rPr>
+              <w:t>3</w:t>
+            </w:r>
+          </w:p>
+        </w:tc>
+        <w:tc>
+          <w:tcPr>
+            <w:tcW w:type="dxa" w:w="3419"/>
+            <w:vAlign w:val="top"/>
+          </w:tcPr>
+          <w:p>
+            <w:pPr>
+              <w:jc w:val="left"/>
+            </w:pPr>
+            <w:r>
+              <w:rPr>
+                <w:color w:val="373737"/>
+                <w:sz w:val="18"/>
+              </w:rPr>
+              <w:t xml:space="preserve">🟡 </w:t>
+            </w:r>
+            <w:r>
+              <w:rPr>
+                <w:rFonts w:ascii="Courier New" w:hAnsi="Courier New"/>
+                <w:sz w:val="18"/>
+              </w:rPr>
+              <w:t>G-02</w:t>
+            </w:r>
+            <w:r>
+              <w:rPr>
+                <w:color w:val="373737"/>
+                <w:sz w:val="18"/>
+              </w:rPr>
+              <w:t xml:space="preserve"> (2–4d)</w:t>
+            </w:r>
+          </w:p>
+        </w:tc>
+        <w:tc>
+          <w:tcPr>
+            <w:tcW w:type="dxa" w:w="3419"/>
+            <w:vAlign w:val="top"/>
+          </w:tcPr>
+          <w:p>
+            <w:pPr>
+              <w:jc w:val="left"/>
+            </w:pPr>
+            <w:r>
+              <w:rPr>
+                <w:color w:val="373737"/>
+                <w:sz w:val="18"/>
+              </w:rPr>
+              <w:t xml:space="preserve">🟡 </w:t>
+            </w:r>
+            <w:r>
+              <w:rPr>
+                <w:rFonts w:ascii="Courier New" w:hAnsi="Courier New"/>
+                <w:sz w:val="18"/>
+              </w:rPr>
+              <w:t>C-02</w:t>
+            </w:r>
+            <w:r>
+              <w:rPr>
+                <w:color w:val="373737"/>
+                <w:sz w:val="18"/>
+              </w:rPr>
+              <w:t xml:space="preserve"> (2–4d)</w:t>
+            </w:r>
+          </w:p>
+        </w:tc>
+      </w:tr>
+      <w:tr>
+        <w:tc>
+          <w:tcPr>
+            <w:tcW w:type="dxa" w:w="3419"/>
+            <w:shd w:val="clear" w:color="auto" w:fill="F5F8FF"/>
+            <w:vAlign w:val="top"/>
+          </w:tcPr>
+          <w:p>
+            <w:pPr>
+              <w:jc w:val="left"/>
+            </w:pPr>
+            <w:r>
+              <w:rPr>
+                <w:color w:val="373737"/>
+                <w:sz w:val="18"/>
+              </w:rPr>
+              <w:t>4</w:t>
+            </w:r>
+          </w:p>
+        </w:tc>
+        <w:tc>
+          <w:tcPr>
+            <w:tcW w:type="dxa" w:w="3419"/>
+            <w:shd w:val="clear" w:color="auto" w:fill="F5F8FF"/>
+            <w:vAlign w:val="top"/>
+          </w:tcPr>
+          <w:p>
+            <w:pPr>
+              <w:jc w:val="left"/>
+            </w:pPr>
+            <w:r>
+              <w:rPr>
+                <w:color w:val="373737"/>
+                <w:sz w:val="18"/>
+              </w:rPr>
+              <w:t xml:space="preserve">🟡 </w:t>
+            </w:r>
+            <w:r>
+              <w:rPr>
+                <w:rFonts w:ascii="Courier New" w:hAnsi="Courier New"/>
+                <w:sz w:val="18"/>
+              </w:rPr>
+              <w:t>C-01</w:t>
+            </w:r>
+            <w:r>
+              <w:rPr>
+                <w:color w:val="373737"/>
+                <w:sz w:val="18"/>
+              </w:rPr>
+              <w:t xml:space="preserve"> (2–4d)</w:t>
+            </w:r>
+          </w:p>
+        </w:tc>
+        <w:tc>
+          <w:tcPr>
+            <w:tcW w:type="dxa" w:w="3419"/>
+            <w:shd w:val="clear" w:color="auto" w:fill="F5F8FF"/>
+            <w:vAlign w:val="top"/>
+          </w:tcPr>
+          <w:p>
+            <w:pPr>
+              <w:jc w:val="left"/>
+            </w:pPr>
+            <w:r>
+              <w:rPr>
+                <w:color w:val="373737"/>
+                <w:sz w:val="18"/>
+              </w:rPr>
+              <w:t xml:space="preserve">🟡 </w:t>
+            </w:r>
+            <w:r>
+              <w:rPr>
+                <w:rFonts w:ascii="Courier New" w:hAnsi="Courier New"/>
+                <w:sz w:val="18"/>
+              </w:rPr>
+              <w:t>D-02</w:t>
+            </w:r>
+            <w:r>
+              <w:rPr>
+                <w:color w:val="373737"/>
+                <w:sz w:val="18"/>
+              </w:rPr>
+              <w:t xml:space="preserve"> (2–4d)</w:t>
+            </w:r>
+          </w:p>
+        </w:tc>
+      </w:tr>
+      <w:tr>
+        <w:tc>
+          <w:tcPr>
+            <w:tcW w:type="dxa" w:w="3419"/>
+            <w:vAlign w:val="top"/>
+          </w:tcPr>
+          <w:p>
+            <w:pPr>
+              <w:jc w:val="left"/>
+            </w:pPr>
+            <w:r>
+              <w:rPr>
+                <w:color w:val="373737"/>
+                <w:sz w:val="18"/>
+              </w:rPr>
+              <w:t>5</w:t>
+            </w:r>
+          </w:p>
+        </w:tc>
+        <w:tc>
+          <w:tcPr>
+            <w:tcW w:type="dxa" w:w="3419"/>
+            <w:vAlign w:val="top"/>
+          </w:tcPr>
+          <w:p>
+            <w:pPr>
+              <w:jc w:val="left"/>
+            </w:pPr>
+            <w:r>
+              <w:rPr>
+                <w:color w:val="373737"/>
+                <w:sz w:val="18"/>
+              </w:rPr>
+              <w:t xml:space="preserve">🟡 </w:t>
+            </w:r>
+            <w:r>
+              <w:rPr>
+                <w:rFonts w:ascii="Courier New" w:hAnsi="Courier New"/>
+                <w:sz w:val="18"/>
+              </w:rPr>
+              <w:t>D-01</w:t>
+            </w:r>
+            <w:r>
+              <w:rPr>
+                <w:color w:val="373737"/>
+                <w:sz w:val="18"/>
+              </w:rPr>
+              <w:t xml:space="preserve"> (2–4d)</w:t>
+            </w:r>
+          </w:p>
+        </w:tc>
+        <w:tc>
+          <w:tcPr>
+            <w:tcW w:type="dxa" w:w="3419"/>
+            <w:vAlign w:val="top"/>
+          </w:tcPr>
+          <w:p>
+            <w:pPr>
+              <w:jc w:val="left"/>
+            </w:pPr>
+            <w:r>
+              <w:rPr>
+                <w:color w:val="373737"/>
+                <w:sz w:val="18"/>
+              </w:rPr>
+              <w:t xml:space="preserve">🟡 </w:t>
+            </w:r>
+            <w:r>
+              <w:rPr>
+                <w:rFonts w:ascii="Courier New" w:hAnsi="Courier New"/>
+                <w:sz w:val="18"/>
+              </w:rPr>
+              <w:t>F-01</w:t>
+            </w:r>
+            <w:r>
+              <w:rPr>
+                <w:color w:val="373737"/>
+                <w:sz w:val="18"/>
+              </w:rPr>
+              <w:t xml:space="preserve"> (2–4d) ⛔</w:t>
+            </w:r>
+          </w:p>
+        </w:tc>
+      </w:tr>
+      <w:tr>
+        <w:tc>
+          <w:tcPr>
+            <w:tcW w:type="dxa" w:w="3419"/>
+            <w:shd w:val="clear" w:color="auto" w:fill="F5F8FF"/>
+            <w:vAlign w:val="top"/>
+          </w:tcPr>
+          <w:p>
+            <w:pPr>
+              <w:jc w:val="left"/>
+            </w:pPr>
+            <w:r>
+              <w:rPr>
+                <w:color w:val="373737"/>
+                <w:sz w:val="18"/>
+              </w:rPr>
+              <w:t>6</w:t>
+            </w:r>
+          </w:p>
+        </w:tc>
+        <w:tc>
+          <w:tcPr>
+            <w:tcW w:type="dxa" w:w="3419"/>
+            <w:shd w:val="clear" w:color="auto" w:fill="F5F8FF"/>
+            <w:vAlign w:val="top"/>
+          </w:tcPr>
+          <w:p>
+            <w:pPr>
+              <w:jc w:val="left"/>
+            </w:pPr>
+            <w:r>
+              <w:rPr>
+                <w:color w:val="373737"/>
+                <w:sz w:val="18"/>
+              </w:rPr>
+              <w:t xml:space="preserve">🟡 </w:t>
+            </w:r>
+            <w:r>
+              <w:rPr>
+                <w:rFonts w:ascii="Courier New" w:hAnsi="Courier New"/>
+                <w:sz w:val="18"/>
+              </w:rPr>
+              <w:t>D-03</w:t>
+            </w:r>
+            <w:r>
+              <w:rPr>
+                <w:color w:val="373737"/>
+                <w:sz w:val="18"/>
+              </w:rPr>
+              <w:t xml:space="preserve"> (2–4d) </w:t>
+            </w:r>
+            <w:r>
+              <w:rPr>
+                <w:i/>
+                <w:color w:val="373737"/>
+                <w:sz w:val="18"/>
+              </w:rPr>
+              <w:t>(grouped XS: +`D-04`, `D-05`)</w:t>
+            </w:r>
+          </w:p>
+        </w:tc>
+        <w:tc>
+          <w:tcPr>
+            <w:tcW w:type="dxa" w:w="3419"/>
+            <w:shd w:val="clear" w:color="auto" w:fill="F5F8FF"/>
+            <w:vAlign w:val="top"/>
+          </w:tcPr>
+          <w:p>
+            <w:pPr>
+              <w:jc w:val="left"/>
+            </w:pPr>
+            <w:r>
+              <w:rPr>
+                <w:color w:val="373737"/>
+                <w:sz w:val="18"/>
+              </w:rPr>
+              <w:t xml:space="preserve">🟡 </w:t>
+            </w:r>
+            <w:r>
+              <w:rPr>
+                <w:rFonts w:ascii="Courier New" w:hAnsi="Courier New"/>
+                <w:sz w:val="18"/>
+              </w:rPr>
+              <w:t>G-04</w:t>
+            </w:r>
+            <w:r>
+              <w:rPr>
+                <w:color w:val="373737"/>
+                <w:sz w:val="18"/>
+              </w:rPr>
+              <w:t xml:space="preserve"> (2–4d)</w:t>
+            </w:r>
+          </w:p>
+        </w:tc>
+      </w:tr>
+      <w:tr>
+        <w:tc>
+          <w:tcPr>
+            <w:tcW w:type="dxa" w:w="3419"/>
+            <w:vAlign w:val="top"/>
+          </w:tcPr>
+          <w:p>
+            <w:pPr>
+              <w:jc w:val="left"/>
+            </w:pPr>
+            <w:r>
+              <w:rPr>
+                <w:color w:val="373737"/>
+                <w:sz w:val="18"/>
+              </w:rPr>
+              <w:t>7</w:t>
+            </w:r>
+          </w:p>
+        </w:tc>
+        <w:tc>
+          <w:tcPr>
+            <w:tcW w:type="dxa" w:w="3419"/>
+            <w:vAlign w:val="top"/>
+          </w:tcPr>
+          <w:p>
+            <w:pPr>
+              <w:jc w:val="left"/>
+            </w:pPr>
+            <w:r>
+              <w:rPr>
+                <w:color w:val="373737"/>
+                <w:sz w:val="18"/>
+              </w:rPr>
+              <w:t xml:space="preserve">🟡 </w:t>
+            </w:r>
+            <w:r>
+              <w:rPr>
+                <w:rFonts w:ascii="Courier New" w:hAnsi="Courier New"/>
+                <w:sz w:val="18"/>
+              </w:rPr>
+              <w:t>G-01</w:t>
+            </w:r>
+            <w:r>
+              <w:rPr>
+                <w:color w:val="373737"/>
+                <w:sz w:val="18"/>
+              </w:rPr>
+              <w:t xml:space="preserve"> (2–4d)</w:t>
+            </w:r>
+          </w:p>
+        </w:tc>
+        <w:tc>
+          <w:tcPr>
+            <w:tcW w:type="dxa" w:w="3419"/>
+            <w:vAlign w:val="top"/>
+          </w:tcPr>
+          <w:p>
+            <w:pPr>
+              <w:jc w:val="left"/>
+            </w:pPr>
+            <w:r>
+              <w:rPr>
+                <w:color w:val="373737"/>
+                <w:sz w:val="18"/>
+              </w:rPr>
+              <w:t xml:space="preserve">🟢 </w:t>
+            </w:r>
+            <w:r>
+              <w:rPr>
+                <w:rFonts w:ascii="Courier New" w:hAnsi="Courier New"/>
+                <w:sz w:val="18"/>
+              </w:rPr>
+              <w:t>F-02</w:t>
+            </w:r>
+            <w:r>
+              <w:rPr>
+                <w:color w:val="373737"/>
+                <w:sz w:val="18"/>
+              </w:rPr>
+              <w:t xml:space="preserve"> (1–2d) ⛔</w:t>
+            </w:r>
+          </w:p>
+        </w:tc>
+      </w:tr>
+      <w:tr>
+        <w:tc>
+          <w:tcPr>
+            <w:tcW w:type="dxa" w:w="3419"/>
+            <w:shd w:val="clear" w:color="auto" w:fill="F5F8FF"/>
+            <w:vAlign w:val="top"/>
+          </w:tcPr>
+          <w:p>
+            <w:pPr>
+              <w:jc w:val="left"/>
+            </w:pPr>
+            <w:r>
+              <w:rPr>
+                <w:color w:val="373737"/>
+                <w:sz w:val="18"/>
+              </w:rPr>
+              <w:t>8</w:t>
+            </w:r>
+          </w:p>
+        </w:tc>
+        <w:tc>
+          <w:tcPr>
+            <w:tcW w:type="dxa" w:w="3419"/>
+            <w:shd w:val="clear" w:color="auto" w:fill="F5F8FF"/>
+            <w:vAlign w:val="top"/>
+          </w:tcPr>
+          <w:p>
+            <w:pPr>
+              <w:jc w:val="left"/>
+            </w:pPr>
+            <w:r>
+              <w:rPr>
+                <w:color w:val="373737"/>
+                <w:sz w:val="18"/>
+              </w:rPr>
+              <w:t xml:space="preserve">🟡 </w:t>
+            </w:r>
+            <w:r>
+              <w:rPr>
+                <w:rFonts w:ascii="Courier New" w:hAnsi="Courier New"/>
+                <w:sz w:val="18"/>
+              </w:rPr>
+              <w:t>G-05</w:t>
+            </w:r>
+            <w:r>
+              <w:rPr>
+                <w:color w:val="373737"/>
+                <w:sz w:val="18"/>
+              </w:rPr>
+              <w:t xml:space="preserve"> (2–4d)</w:t>
+            </w:r>
+          </w:p>
+        </w:tc>
+        <w:tc>
+          <w:tcPr>
+            <w:tcW w:type="dxa" w:w="3419"/>
+            <w:shd w:val="clear" w:color="auto" w:fill="F5F8FF"/>
+            <w:vAlign w:val="top"/>
+          </w:tcPr>
+          <w:p>
+            <w:pPr>
+              <w:jc w:val="left"/>
+            </w:pPr>
+            <w:r>
+              <w:rPr>
+                <w:color w:val="373737"/>
+                <w:sz w:val="18"/>
+              </w:rPr>
+              <w:t>—</w:t>
+            </w:r>
+          </w:p>
+        </w:tc>
+      </w:tr>
+    </w:tbl>
+    <w:p/>
+    <w:p>
+      <w:pPr>
+        <w:spacing w:after="60"/>
+      </w:pPr>
+      <w:r>
+        <w:rPr>
+          <w:b/>
+          <w:color w:val="373737"/>
+          <w:sz w:val="19"/>
+        </w:rPr>
+        <w:t>BE-1:</w:t>
+      </w:r>
+      <w:r>
+        <w:rPr>
+          <w:color w:val="373737"/>
+          <w:sz w:val="19"/>
+        </w:rPr>
+        <w:t xml:space="preserve"> </w:t>
+      </w:r>
+      <w:r>
+        <w:rPr>
+          <w:rFonts w:ascii="Courier New" w:hAnsi="Courier New"/>
+          <w:sz w:val="19"/>
+        </w:rPr>
+        <w:t>B-01</w:t>
+      </w:r>
+      <w:r>
+        <w:rPr>
+          <w:color w:val="373737"/>
+          <w:sz w:val="19"/>
+        </w:rPr>
+        <w:t xml:space="preserve"> → </w:t>
+      </w:r>
+      <w:r>
+        <w:rPr>
+          <w:rFonts w:ascii="Courier New" w:hAnsi="Courier New"/>
+          <w:sz w:val="19"/>
+        </w:rPr>
+        <w:t>E-01</w:t>
+      </w:r>
+      <w:r>
+        <w:rPr>
+          <w:color w:val="373737"/>
+          <w:sz w:val="19"/>
+        </w:rPr>
+        <w:t xml:space="preserve"> → </w:t>
+      </w:r>
+      <w:r>
+        <w:rPr>
+          <w:rFonts w:ascii="Courier New" w:hAnsi="Courier New"/>
+          <w:sz w:val="19"/>
+        </w:rPr>
+        <w:t>G-02</w:t>
+      </w:r>
+      <w:r>
+        <w:rPr>
+          <w:color w:val="373737"/>
+          <w:sz w:val="19"/>
+        </w:rPr>
+        <w:t xml:space="preserve"> → </w:t>
+      </w:r>
+      <w:r>
+        <w:rPr>
+          <w:rFonts w:ascii="Courier New" w:hAnsi="Courier New"/>
+          <w:sz w:val="19"/>
+        </w:rPr>
+        <w:t>C-01</w:t>
+      </w:r>
+      <w:r>
+        <w:rPr>
+          <w:color w:val="373737"/>
+          <w:sz w:val="19"/>
+        </w:rPr>
+        <w:t xml:space="preserve"> → </w:t>
+      </w:r>
+      <w:r>
+        <w:rPr>
+          <w:rFonts w:ascii="Courier New" w:hAnsi="Courier New"/>
+          <w:sz w:val="19"/>
+        </w:rPr>
+        <w:t>D-01</w:t>
+      </w:r>
+      <w:r>
+        <w:rPr>
+          <w:color w:val="373737"/>
+          <w:sz w:val="19"/>
+        </w:rPr>
+        <w:t xml:space="preserve"> → </w:t>
+      </w:r>
+      <w:r>
+        <w:rPr>
+          <w:rFonts w:ascii="Courier New" w:hAnsi="Courier New"/>
+          <w:sz w:val="19"/>
+        </w:rPr>
+        <w:t>D-03</w:t>
+      </w:r>
+      <w:r>
+        <w:rPr>
+          <w:color w:val="373737"/>
+          <w:sz w:val="19"/>
+        </w:rPr>
+        <w:t xml:space="preserve"> → </w:t>
+      </w:r>
+      <w:r>
+        <w:rPr>
+          <w:rFonts w:ascii="Courier New" w:hAnsi="Courier New"/>
+          <w:sz w:val="19"/>
+        </w:rPr>
+        <w:t>G-01</w:t>
+      </w:r>
+      <w:r>
+        <w:rPr>
+          <w:color w:val="373737"/>
+          <w:sz w:val="19"/>
+        </w:rPr>
+        <w:t xml:space="preserve"> → </w:t>
+      </w:r>
+      <w:r>
+        <w:rPr>
+          <w:rFonts w:ascii="Courier New" w:hAnsi="Courier New"/>
+          <w:sz w:val="19"/>
+        </w:rPr>
+        <w:t>G-05</w:t>
+      </w:r>
+      <w:r>
+        <w:rPr>
+          <w:color w:val="373737"/>
+          <w:sz w:val="19"/>
+        </w:rPr>
+        <w:t>&lt;br&gt;</w:t>
+      </w:r>
+      <w:r>
+        <w:rPr>
+          <w:b/>
+          <w:color w:val="373737"/>
+          <w:sz w:val="19"/>
+        </w:rPr>
+        <w:t>BE-2:</w:t>
+      </w:r>
+      <w:r>
+        <w:rPr>
+          <w:color w:val="373737"/>
+          <w:sz w:val="19"/>
+        </w:rPr>
+        <w:t xml:space="preserve"> </w:t>
+      </w:r>
+      <w:r>
+        <w:rPr>
+          <w:rFonts w:ascii="Courier New" w:hAnsi="Courier New"/>
+          <w:sz w:val="19"/>
+        </w:rPr>
+        <w:t>G-03</w:t>
+      </w:r>
+      <w:r>
+        <w:rPr>
+          <w:color w:val="373737"/>
+          <w:sz w:val="19"/>
+        </w:rPr>
+        <w:t xml:space="preserve"> → </w:t>
+      </w:r>
+      <w:r>
+        <w:rPr>
+          <w:rFonts w:ascii="Courier New" w:hAnsi="Courier New"/>
+          <w:sz w:val="19"/>
+        </w:rPr>
+        <w:t>B-02</w:t>
+      </w:r>
+      <w:r>
+        <w:rPr>
+          <w:color w:val="373737"/>
+          <w:sz w:val="19"/>
+        </w:rPr>
+        <w:t xml:space="preserve"> → </w:t>
+      </w:r>
+      <w:r>
+        <w:rPr>
+          <w:rFonts w:ascii="Courier New" w:hAnsi="Courier New"/>
+          <w:sz w:val="19"/>
+        </w:rPr>
+        <w:t>C-02</w:t>
+      </w:r>
+      <w:r>
+        <w:rPr>
+          <w:color w:val="373737"/>
+          <w:sz w:val="19"/>
+        </w:rPr>
+        <w:t xml:space="preserve"> → </w:t>
+      </w:r>
+      <w:r>
+        <w:rPr>
+          <w:rFonts w:ascii="Courier New" w:hAnsi="Courier New"/>
+          <w:sz w:val="19"/>
+        </w:rPr>
+        <w:t>D-02</w:t>
+      </w:r>
+      <w:r>
+        <w:rPr>
+          <w:color w:val="373737"/>
+          <w:sz w:val="19"/>
+        </w:rPr>
+        <w:t xml:space="preserve"> → </w:t>
+      </w:r>
+      <w:r>
+        <w:rPr>
+          <w:rFonts w:ascii="Courier New" w:hAnsi="Courier New"/>
+          <w:sz w:val="19"/>
+        </w:rPr>
+        <w:t>F-01</w:t>
+      </w:r>
+      <w:r>
+        <w:rPr>
+          <w:color w:val="373737"/>
+          <w:sz w:val="19"/>
+        </w:rPr>
+        <w:t xml:space="preserve"> → </w:t>
+      </w:r>
+      <w:r>
+        <w:rPr>
+          <w:rFonts w:ascii="Courier New" w:hAnsi="Courier New"/>
+          <w:sz w:val="19"/>
+        </w:rPr>
+        <w:t>G-04</w:t>
+      </w:r>
+      <w:r>
+        <w:rPr>
+          <w:color w:val="373737"/>
+          <w:sz w:val="19"/>
+        </w:rPr>
+        <w:t xml:space="preserve"> → </w:t>
+      </w:r>
+      <w:r>
+        <w:rPr>
+          <w:rFonts w:ascii="Courier New" w:hAnsi="Courier New"/>
+          <w:sz w:val="19"/>
+        </w:rPr>
+        <w:t>F-02</w:t>
+      </w:r>
+    </w:p>
+    <w:p>
+      <w:pPr>
+        <w:spacing w:after="60"/>
+      </w:pPr>
+      <w:r>
+        <w:rPr>
+          <w:b/>
+          <w:color w:val="373737"/>
+          <w:sz w:val="19"/>
+        </w:rPr>
+        <w:t>Elapsed (nominal midpoints):</w:t>
+      </w:r>
+      <w:r>
+        <w:rPr>
+          <w:color w:val="373737"/>
+          <w:sz w:val="19"/>
+        </w:rPr>
+        <w:t xml:space="preserve"> ~25 working days with 2 engineers vs ~47 days sequential.</w:t>
       </w:r>
     </w:p>
     <w:p>
@@ -3174,7 +4279,7 @@
           <w:color w:val="1F3864"/>
           <w:sz w:val="22"/>
         </w:rPr>
-        <w:t>📖 Phase B — Core Reads  (5 stories)</w:t>
+        <w:t>📖 Phase B — Core Reads  (2 stories)</w:t>
       </w:r>
     </w:p>
     <w:tbl>
@@ -3501,7 +4606,49 @@
                 <w:rFonts w:ascii="Courier New" w:hAnsi="Courier New"/>
                 <w:sz w:val="17"/>
               </w:rPr>
-              <w:t>getClaimByIds(claimHumanIds)</w:t>
+              <w:t>getClaimByIds</w:t>
+            </w:r>
+            <w:r>
+              <w:rPr>
+                <w:color w:val="373737"/>
+                <w:sz w:val="17"/>
+              </w:rPr>
+              <w:t xml:space="preserve"> · </w:t>
+            </w:r>
+            <w:r>
+              <w:rPr>
+                <w:rFonts w:ascii="Courier New" w:hAnsi="Courier New"/>
+                <w:sz w:val="17"/>
+              </w:rPr>
+              <w:t>getCommunicationChannels</w:t>
+            </w:r>
+            <w:r>
+              <w:rPr>
+                <w:color w:val="373737"/>
+                <w:sz w:val="17"/>
+              </w:rPr>
+              <w:t xml:space="preserve"> · </w:t>
+            </w:r>
+            <w:r>
+              <w:rPr>
+                <w:rFonts w:ascii="Courier New" w:hAnsi="Courier New"/>
+                <w:sz w:val="17"/>
+              </w:rPr>
+              <w:t>getAllClaimsAbout</w:t>
+            </w:r>
+            <w:r>
+              <w:rPr>
+                <w:color w:val="373737"/>
+                <w:sz w:val="17"/>
+              </w:rPr>
+              <w:t xml:space="preserve"> · </w:t>
+            </w:r>
+            <w:r>
+              <w:rPr>
+                <w:rFonts w:ascii="Courier New" w:hAnsi="Courier New"/>
+                <w:sz w:val="17"/>
+              </w:rPr>
+              <w:t>getClaimExports</w:t>
             </w:r>
           </w:p>
         </w:tc>
@@ -3516,10 +4663,10 @@
             </w:pPr>
             <w:r>
               <w:rPr>
-                <w:color w:val="1E7A34"/>
+                <w:color w:val="9B7A00"/>
                 <w:sz w:val="17"/>
               </w:rPr>
-              <w:t>🟢 Low [XS]</w:t>
+              <w:t>🟡 Medium [M]</w:t>
             </w:r>
           </w:p>
         </w:tc>
@@ -3581,7 +4728,7 @@
                 <w:color w:val="373737"/>
                 <w:sz w:val="17"/>
               </w:rPr>
-              <w:t>Fetch specific claims by their ids.</w:t>
+              <w:t>Fetch specific claims by their ids; Return the communication-channel lookup list (cached); Return the 'claims about' lookup list (cached); List the claim export jobs</w:t>
             </w:r>
           </w:p>
           <w:p>
@@ -3601,7 +4748,7 @@
                 <w:color w:val="373737"/>
                 <w:sz w:val="17"/>
               </w:rPr>
-              <w:t>token → GET …</w:t>
+              <w:t>token → GET … ; GET … ; GET … ; GET …</w:t>
             </w:r>
           </w:p>
           <w:p>
@@ -3631,43 +4778,31 @@
             </w:r>
             <w:r>
               <w:rPr>
+                <w:rFonts w:ascii="Courier New" w:hAnsi="Courier New"/>
+                <w:sz w:val="17"/>
+              </w:rPr>
+              <w:t>getClaimByIds</w:t>
+            </w:r>
+            <w:r>
+              <w:rPr>
                 <w:color w:val="373737"/>
                 <w:sz w:val="17"/>
               </w:rPr>
-              <w:t>returns claims for ids</w:t>
-            </w:r>
-          </w:p>
-        </w:tc>
-      </w:tr>
-      <w:tr>
-        <w:tc>
-          <w:tcPr>
-            <w:tcW w:w="2448" w:type="dxa"/>
-          </w:tcPr>
+              <w:t>: returns claims for ids</w:t>
+            </w:r>
+          </w:p>
           <w:p>
             <w:pPr>
               <w:spacing w:after="20"/>
-            </w:pPr>
-            <w:r>
-              <w:rPr>
-                <w:sz w:val="18"/>
-              </w:rPr>
-              <w:t xml:space="preserve">🔷 </w:t>
-            </w:r>
-            <w:r>
-              <w:rPr>
-                <w:rFonts w:ascii="Courier New" w:hAnsi="Courier New"/>
-                <w:b/>
-                <w:color w:val="1F497D"/>
+              <w:ind w:left="173"/>
+            </w:pPr>
+            <w:r>
+              <w:rPr>
+                <w:color w:val="444444"/>
                 <w:sz w:val="17"/>
               </w:rPr>
-              <w:t>CLAIM-BE-B-03</w:t>
-            </w:r>
-          </w:p>
-          <w:p>
-            <w:pPr>
-              <w:spacing w:after="20"/>
-            </w:pPr>
+              <w:t xml:space="preserve">• </w:t>
+            </w:r>
             <w:r>
               <w:rPr>
                 <w:rFonts w:ascii="Courier New" w:hAnsi="Courier New"/>
@@ -3680,484 +4815,61 @@
                 <w:color w:val="373737"/>
                 <w:sz w:val="17"/>
               </w:rPr>
-              <w:t xml:space="preserve"> (cacheable)</w:t>
-            </w:r>
-          </w:p>
-        </w:tc>
-        <w:tc>
-          <w:tcPr>
-            <w:tcW w:w="1152" w:type="dxa"/>
-          </w:tcPr>
+              <w:t>: returns channels; cached</w:t>
+            </w:r>
+          </w:p>
           <w:p>
             <w:pPr>
               <w:spacing w:after="20"/>
-            </w:pPr>
-            <w:r>
-              <w:rPr>
-                <w:color w:val="1E7A34"/>
-                <w:sz w:val="17"/>
-              </w:rPr>
-              <w:t>🟢 Low [XS]</w:t>
-            </w:r>
-          </w:p>
-        </w:tc>
-        <w:tc>
-          <w:tcPr>
-            <w:tcW w:w="1872" w:type="dxa"/>
-          </w:tcPr>
-          <w:p>
-            <w:pPr>
-              <w:spacing w:after="20"/>
+              <w:ind w:left="173"/>
             </w:pPr>
             <w:r>
               <w:rPr>
                 <w:color w:val="444444"/>
                 <w:sz w:val="17"/>
               </w:rPr>
-              <w:t>Query</w:t>
-            </w:r>
-          </w:p>
-        </w:tc>
-        <w:tc>
-          <w:tcPr>
-            <w:tcW w:w="1368" w:type="dxa"/>
-          </w:tcPr>
+              <w:t xml:space="preserve">• </w:t>
+            </w:r>
+            <w:r>
+              <w:rPr>
+                <w:rFonts w:ascii="Courier New" w:hAnsi="Courier New"/>
+                <w:sz w:val="17"/>
+              </w:rPr>
+              <w:t>getAllClaimsAbout</w:t>
+            </w:r>
+            <w:r>
+              <w:rPr>
+                <w:color w:val="373737"/>
+                <w:sz w:val="17"/>
+              </w:rPr>
+              <w:t>: returns list; cached</w:t>
+            </w:r>
+          </w:p>
           <w:p>
             <w:pPr>
               <w:spacing w:after="20"/>
+              <w:ind w:left="173"/>
             </w:pPr>
             <w:r>
               <w:rPr>
                 <w:color w:val="444444"/>
                 <w:sz w:val="17"/>
               </w:rPr>
-              <w:t>B-01</w:t>
-            </w:r>
-          </w:p>
-        </w:tc>
-        <w:tc>
-          <w:tcPr>
-            <w:tcW w:w="5976" w:type="dxa"/>
-          </w:tcPr>
-          <w:p>
-            <w:pPr>
-              <w:spacing w:after="20"/>
-            </w:pPr>
-            <w:r>
-              <w:rPr>
-                <w:b/>
+              <w:t xml:space="preserve">• </w:t>
+            </w:r>
+            <w:r>
+              <w:rPr>
+                <w:rFonts w:ascii="Courier New" w:hAnsi="Courier New"/>
+                <w:sz w:val="17"/>
+              </w:rPr>
+              <w:t>getClaimExports</w:t>
+            </w:r>
+            <w:r>
+              <w:rPr>
                 <w:color w:val="373737"/>
                 <w:sz w:val="17"/>
               </w:rPr>
-              <w:t xml:space="preserve">Intent — </w:t>
-            </w:r>
-            <w:r>
-              <w:rPr>
-                <w:color w:val="373737"/>
-                <w:sz w:val="17"/>
-              </w:rPr>
-              <w:t>Return the communication-channel lookup list (cached).</w:t>
-            </w:r>
-          </w:p>
-          <w:p>
-            <w:pPr>
-              <w:spacing w:after="20"/>
-            </w:pPr>
-            <w:r>
-              <w:rPr>
-                <w:b/>
-                <w:color w:val="373737"/>
-                <w:sz w:val="17"/>
-              </w:rPr>
-              <w:t xml:space="preserve">Today — </w:t>
-            </w:r>
-            <w:r>
-              <w:rPr>
-                <w:color w:val="373737"/>
-                <w:sz w:val="17"/>
-              </w:rPr>
-              <w:t>GET …</w:t>
-            </w:r>
-          </w:p>
-          <w:p>
-            <w:pPr>
-              <w:spacing w:after="20"/>
-            </w:pPr>
-            <w:r>
-              <w:rPr>
-                <w:b/>
-                <w:color w:val="373737"/>
-                <w:sz w:val="17"/>
-              </w:rPr>
-              <w:t>Done when:</w:t>
-            </w:r>
-          </w:p>
-          <w:p>
-            <w:pPr>
-              <w:spacing w:after="20"/>
-              <w:ind w:left="173"/>
-            </w:pPr>
-            <w:r>
-              <w:rPr>
-                <w:color w:val="444444"/>
-                <w:sz w:val="17"/>
-              </w:rPr>
-              <w:t xml:space="preserve">• </w:t>
-            </w:r>
-            <w:r>
-              <w:rPr>
-                <w:color w:val="373737"/>
-                <w:sz w:val="17"/>
-              </w:rPr>
-              <w:t>returns channels; cached</w:t>
-            </w:r>
-          </w:p>
-        </w:tc>
-      </w:tr>
-      <w:tr>
-        <w:tc>
-          <w:tcPr>
-            <w:shd w:val="clear" w:color="auto" w:fill="F5F8FF"/>
-            <w:tcW w:w="2448" w:type="dxa"/>
-          </w:tcPr>
-          <w:p>
-            <w:pPr>
-              <w:spacing w:after="20"/>
-            </w:pPr>
-            <w:r>
-              <w:rPr>
-                <w:sz w:val="18"/>
-              </w:rPr>
-              <w:t xml:space="preserve">🔷 </w:t>
-            </w:r>
-            <w:r>
-              <w:rPr>
-                <w:rFonts w:ascii="Courier New" w:hAnsi="Courier New"/>
-                <w:b/>
-                <w:color w:val="1F497D"/>
-                <w:sz w:val="17"/>
-              </w:rPr>
-              <w:t>CLAIM-BE-B-04</w:t>
-            </w:r>
-          </w:p>
-          <w:p>
-            <w:pPr>
-              <w:spacing w:after="20"/>
-            </w:pPr>
-            <w:r>
-              <w:rPr>
-                <w:rFonts w:ascii="Courier New" w:hAnsi="Courier New"/>
-                <w:sz w:val="17"/>
-              </w:rPr>
-              <w:t>getAllClaimsAbout</w:t>
-            </w:r>
-            <w:r>
-              <w:rPr>
-                <w:color w:val="373737"/>
-                <w:sz w:val="17"/>
-              </w:rPr>
-              <w:t xml:space="preserve"> (cacheable)</w:t>
-            </w:r>
-          </w:p>
-        </w:tc>
-        <w:tc>
-          <w:tcPr>
-            <w:shd w:val="clear" w:color="auto" w:fill="F5F8FF"/>
-            <w:tcW w:w="1152" w:type="dxa"/>
-          </w:tcPr>
-          <w:p>
-            <w:pPr>
-              <w:spacing w:after="20"/>
-            </w:pPr>
-            <w:r>
-              <w:rPr>
-                <w:color w:val="1E7A34"/>
-                <w:sz w:val="17"/>
-              </w:rPr>
-              <w:t>🟢 Low [XS]</w:t>
-            </w:r>
-          </w:p>
-        </w:tc>
-        <w:tc>
-          <w:tcPr>
-            <w:shd w:val="clear" w:color="auto" w:fill="F5F8FF"/>
-            <w:tcW w:w="1872" w:type="dxa"/>
-          </w:tcPr>
-          <w:p>
-            <w:pPr>
-              <w:spacing w:after="20"/>
-            </w:pPr>
-            <w:r>
-              <w:rPr>
-                <w:color w:val="444444"/>
-                <w:sz w:val="17"/>
-              </w:rPr>
-              <w:t>Query</w:t>
-            </w:r>
-          </w:p>
-        </w:tc>
-        <w:tc>
-          <w:tcPr>
-            <w:shd w:val="clear" w:color="auto" w:fill="F5F8FF"/>
-            <w:tcW w:w="1368" w:type="dxa"/>
-          </w:tcPr>
-          <w:p>
-            <w:pPr>
-              <w:spacing w:after="20"/>
-            </w:pPr>
-            <w:r>
-              <w:rPr>
-                <w:color w:val="444444"/>
-                <w:sz w:val="17"/>
-              </w:rPr>
-              <w:t>B-01</w:t>
-            </w:r>
-          </w:p>
-        </w:tc>
-        <w:tc>
-          <w:tcPr>
-            <w:shd w:val="clear" w:color="auto" w:fill="F5F8FF"/>
-            <w:tcW w:w="5976" w:type="dxa"/>
-          </w:tcPr>
-          <w:p>
-            <w:pPr>
-              <w:spacing w:after="20"/>
-            </w:pPr>
-            <w:r>
-              <w:rPr>
-                <w:b/>
-                <w:color w:val="373737"/>
-                <w:sz w:val="17"/>
-              </w:rPr>
-              <w:t xml:space="preserve">Intent — </w:t>
-            </w:r>
-            <w:r>
-              <w:rPr>
-                <w:color w:val="373737"/>
-                <w:sz w:val="17"/>
-              </w:rPr>
-              <w:t>Return the 'claims about' lookup list (cached).</w:t>
-            </w:r>
-          </w:p>
-          <w:p>
-            <w:pPr>
-              <w:spacing w:after="20"/>
-            </w:pPr>
-            <w:r>
-              <w:rPr>
-                <w:b/>
-                <w:color w:val="373737"/>
-                <w:sz w:val="17"/>
-              </w:rPr>
-              <w:t xml:space="preserve">Today — </w:t>
-            </w:r>
-            <w:r>
-              <w:rPr>
-                <w:color w:val="373737"/>
-                <w:sz w:val="17"/>
-              </w:rPr>
-              <w:t>GET …</w:t>
-            </w:r>
-          </w:p>
-          <w:p>
-            <w:pPr>
-              <w:spacing w:after="20"/>
-            </w:pPr>
-            <w:r>
-              <w:rPr>
-                <w:b/>
-                <w:color w:val="373737"/>
-                <w:sz w:val="17"/>
-              </w:rPr>
-              <w:t>Done when:</w:t>
-            </w:r>
-          </w:p>
-          <w:p>
-            <w:pPr>
-              <w:spacing w:after="20"/>
-              <w:ind w:left="173"/>
-            </w:pPr>
-            <w:r>
-              <w:rPr>
-                <w:color w:val="444444"/>
-                <w:sz w:val="17"/>
-              </w:rPr>
-              <w:t xml:space="preserve">• </w:t>
-            </w:r>
-            <w:r>
-              <w:rPr>
-                <w:color w:val="373737"/>
-                <w:sz w:val="17"/>
-              </w:rPr>
-              <w:t>returns list; cached</w:t>
-            </w:r>
-          </w:p>
-        </w:tc>
-      </w:tr>
-      <w:tr>
-        <w:tc>
-          <w:tcPr>
-            <w:tcW w:w="2448" w:type="dxa"/>
-          </w:tcPr>
-          <w:p>
-            <w:pPr>
-              <w:spacing w:after="20"/>
-            </w:pPr>
-            <w:r>
-              <w:rPr>
-                <w:sz w:val="18"/>
-              </w:rPr>
-              <w:t xml:space="preserve">🔷 </w:t>
-            </w:r>
-            <w:r>
-              <w:rPr>
-                <w:rFonts w:ascii="Courier New" w:hAnsi="Courier New"/>
-                <w:b/>
-                <w:color w:val="1F497D"/>
-                <w:sz w:val="17"/>
-              </w:rPr>
-              <w:t>CLAIM-BE-B-05</w:t>
-            </w:r>
-          </w:p>
-          <w:p>
-            <w:pPr>
-              <w:spacing w:after="20"/>
-            </w:pPr>
-            <w:r>
-              <w:rPr>
-                <w:rFonts w:ascii="Courier New" w:hAnsi="Courier New"/>
-                <w:sz w:val="17"/>
-              </w:rPr>
-              <w:t>getClaimExports</w:t>
-            </w:r>
-          </w:p>
-        </w:tc>
-        <w:tc>
-          <w:tcPr>
-            <w:tcW w:w="1152" w:type="dxa"/>
-          </w:tcPr>
-          <w:p>
-            <w:pPr>
-              <w:spacing w:after="20"/>
-            </w:pPr>
-            <w:r>
-              <w:rPr>
-                <w:color w:val="1E7A34"/>
-                <w:sz w:val="17"/>
-              </w:rPr>
-              <w:t>🟢 Low [XS]</w:t>
-            </w:r>
-          </w:p>
-        </w:tc>
-        <w:tc>
-          <w:tcPr>
-            <w:tcW w:w="1872" w:type="dxa"/>
-          </w:tcPr>
-          <w:p>
-            <w:pPr>
-              <w:spacing w:after="20"/>
-            </w:pPr>
-            <w:r>
-              <w:rPr>
-                <w:color w:val="444444"/>
-                <w:sz w:val="17"/>
-              </w:rPr>
-              <w:t>Query</w:t>
-            </w:r>
-          </w:p>
-        </w:tc>
-        <w:tc>
-          <w:tcPr>
-            <w:tcW w:w="1368" w:type="dxa"/>
-          </w:tcPr>
-          <w:p>
-            <w:pPr>
-              <w:spacing w:after="20"/>
-            </w:pPr>
-            <w:r>
-              <w:rPr>
-                <w:color w:val="444444"/>
-                <w:sz w:val="17"/>
-              </w:rPr>
-              <w:t>B-01</w:t>
-            </w:r>
-          </w:p>
-        </w:tc>
-        <w:tc>
-          <w:tcPr>
-            <w:tcW w:w="5976" w:type="dxa"/>
-          </w:tcPr>
-          <w:p>
-            <w:pPr>
-              <w:spacing w:after="20"/>
-            </w:pPr>
-            <w:r>
-              <w:rPr>
-                <w:b/>
-                <w:color w:val="373737"/>
-                <w:sz w:val="17"/>
-              </w:rPr>
-              <w:t xml:space="preserve">Intent — </w:t>
-            </w:r>
-            <w:r>
-              <w:rPr>
-                <w:color w:val="373737"/>
-                <w:sz w:val="17"/>
-              </w:rPr>
-              <w:t>List the claim export jobs.</w:t>
-            </w:r>
-          </w:p>
-          <w:p>
-            <w:pPr>
-              <w:spacing w:after="20"/>
-            </w:pPr>
-            <w:r>
-              <w:rPr>
-                <w:b/>
-                <w:color w:val="373737"/>
-                <w:sz w:val="17"/>
-              </w:rPr>
-              <w:t xml:space="preserve">Today — </w:t>
-            </w:r>
-            <w:r>
-              <w:rPr>
-                <w:color w:val="373737"/>
-                <w:sz w:val="17"/>
-              </w:rPr>
-              <w:t>GET …</w:t>
-            </w:r>
-          </w:p>
-          <w:p>
-            <w:pPr>
-              <w:spacing w:after="20"/>
-            </w:pPr>
-            <w:r>
-              <w:rPr>
-                <w:b/>
-                <w:color w:val="373737"/>
-                <w:sz w:val="17"/>
-              </w:rPr>
-              <w:t>Done when:</w:t>
-            </w:r>
-          </w:p>
-          <w:p>
-            <w:pPr>
-              <w:spacing w:after="20"/>
-              <w:ind w:left="173"/>
-            </w:pPr>
-            <w:r>
-              <w:rPr>
-                <w:color w:val="444444"/>
-                <w:sz w:val="17"/>
-              </w:rPr>
-              <w:t xml:space="preserve">• </w:t>
-            </w:r>
-            <w:r>
-              <w:rPr>
-                <w:color w:val="373737"/>
-                <w:sz w:val="17"/>
-              </w:rPr>
-              <w:t>returns export records</w:t>
+              <w:t>: returns export records</w:t>
             </w:r>
           </w:p>
         </w:tc>
@@ -4763,7 +5475,7 @@
           <w:color w:val="7D5002"/>
           <w:sz w:val="22"/>
         </w:rPr>
-        <w:t>✏️ Phase D — Mutations  (5 stories)</w:t>
+        <w:t>✏️ Phase D — Mutations  (3 stories)</w:t>
       </w:r>
     </w:p>
     <w:tbl>
@@ -5304,6 +6016,34 @@
               </w:rPr>
               <w:t>requestClaimExport</w:t>
             </w:r>
+            <w:r>
+              <w:rPr>
+                <w:color w:val="373737"/>
+                <w:sz w:val="17"/>
+              </w:rPr>
+              <w:t xml:space="preserve"> · </w:t>
+            </w:r>
+            <w:r>
+              <w:rPr>
+                <w:rFonts w:ascii="Courier New" w:hAnsi="Courier New"/>
+                <w:sz w:val="17"/>
+              </w:rPr>
+              <w:t>lockClaim</w:t>
+            </w:r>
+            <w:r>
+              <w:rPr>
+                <w:color w:val="373737"/>
+                <w:sz w:val="17"/>
+              </w:rPr>
+              <w:t xml:space="preserve"> · </w:t>
+            </w:r>
+            <w:r>
+              <w:rPr>
+                <w:rFonts w:ascii="Courier New" w:hAnsi="Courier New"/>
+                <w:sz w:val="17"/>
+              </w:rPr>
+              <w:t>unlockClaim</w:t>
+            </w:r>
           </w:p>
         </w:tc>
         <w:tc>
@@ -5316,10 +6056,10 @@
             </w:pPr>
             <w:r>
               <w:rPr>
-                <w:color w:val="1E7A34"/>
+                <w:color w:val="9B7A00"/>
                 <w:sz w:val="17"/>
               </w:rPr>
-              <w:t>🟢 Low [XS]</w:t>
+              <w:t>🟡 Medium [M]</w:t>
             </w:r>
           </w:p>
         </w:tc>
@@ -5378,7 +6118,7 @@
                 <w:color w:val="373737"/>
                 <w:sz w:val="17"/>
               </w:rPr>
-              <w:t>Kick off a claim export job.</w:t>
+              <w:t>Kick off a claim export job; Lock a claim from edits; Unlock a claim for edits</w:t>
             </w:r>
           </w:p>
           <w:p>
@@ -5398,7 +6138,7 @@
                 <w:color w:val="373737"/>
                 <w:sz w:val="17"/>
               </w:rPr>
-              <w:t>POST … → response.request_id</w:t>
+              <w:t>POST … → response.request_id. ; token → PUT … ; token → PUT …</w:t>
             </w:r>
           </w:p>
           <w:p>
@@ -5428,44 +6168,31 @@
             </w:r>
             <w:r>
               <w:rPr>
+                <w:rFonts w:ascii="Courier New" w:hAnsi="Courier New"/>
+                <w:sz w:val="17"/>
+              </w:rPr>
+              <w:t>requestClaimExport</w:t>
+            </w:r>
+            <w:r>
+              <w:rPr>
                 <w:color w:val="373737"/>
                 <w:sz w:val="17"/>
               </w:rPr>
-              <w:t>returns the request id</w:t>
-            </w:r>
-          </w:p>
-        </w:tc>
-      </w:tr>
-      <w:tr>
-        <w:tc>
-          <w:tcPr>
-            <w:shd w:val="clear" w:color="auto" w:fill="F5F8FF"/>
-            <w:tcW w:w="2448" w:type="dxa"/>
-          </w:tcPr>
+              <w:t>: returns the request id</w:t>
+            </w:r>
+          </w:p>
           <w:p>
             <w:pPr>
               <w:spacing w:after="20"/>
-            </w:pPr>
-            <w:r>
-              <w:rPr>
-                <w:sz w:val="18"/>
-              </w:rPr>
-              <w:t xml:space="preserve">🔶 </w:t>
-            </w:r>
-            <w:r>
-              <w:rPr>
-                <w:rFonts w:ascii="Courier New" w:hAnsi="Courier New"/>
-                <w:b/>
-                <w:color w:val="1F497D"/>
+              <w:ind w:left="173"/>
+            </w:pPr>
+            <w:r>
+              <w:rPr>
+                <w:color w:val="444444"/>
                 <w:sz w:val="17"/>
               </w:rPr>
-              <w:t>CLAIM-BE-D-04</w:t>
-            </w:r>
-          </w:p>
-          <w:p>
-            <w:pPr>
-              <w:spacing w:after="20"/>
-            </w:pPr>
+              <w:t xml:space="preserve">• </w:t>
+            </w:r>
             <w:r>
               <w:rPr>
                 <w:rFonts w:ascii="Courier New" w:hAnsi="Courier New"/>
@@ -5473,306 +6200,39 @@
               </w:rPr>
               <w:t>lockClaim</w:t>
             </w:r>
-          </w:p>
-        </w:tc>
-        <w:tc>
-          <w:tcPr>
-            <w:shd w:val="clear" w:color="auto" w:fill="F5F8FF"/>
-            <w:tcW w:w="1152" w:type="dxa"/>
-          </w:tcPr>
+            <w:r>
+              <w:rPr>
+                <w:color w:val="373737"/>
+                <w:sz w:val="17"/>
+              </w:rPr>
+              <w:t>: locks the claim</w:t>
+            </w:r>
+          </w:p>
           <w:p>
             <w:pPr>
               <w:spacing w:after="20"/>
-            </w:pPr>
-            <w:r>
-              <w:rPr>
-                <w:color w:val="1E7A34"/>
-                <w:sz w:val="17"/>
-              </w:rPr>
-              <w:t>🟢 Low [XS]</w:t>
-            </w:r>
-          </w:p>
-        </w:tc>
-        <w:tc>
-          <w:tcPr>
-            <w:shd w:val="clear" w:color="auto" w:fill="F5F8FF"/>
-            <w:tcW w:w="1872" w:type="dxa"/>
-          </w:tcPr>
-          <w:p>
-            <w:pPr>
-              <w:spacing w:after="20"/>
+              <w:ind w:left="173"/>
             </w:pPr>
             <w:r>
               <w:rPr>
                 <w:color w:val="444444"/>
                 <w:sz w:val="17"/>
               </w:rPr>
-              <w:t>Mutation</w:t>
-            </w:r>
-          </w:p>
-        </w:tc>
-        <w:tc>
-          <w:tcPr>
-            <w:shd w:val="clear" w:color="auto" w:fill="F5F8FF"/>
-            <w:tcW w:w="1368" w:type="dxa"/>
-          </w:tcPr>
-          <w:p>
-            <w:pPr>
-              <w:spacing w:after="20"/>
-            </w:pPr>
-            <w:r>
-              <w:rPr>
-                <w:color w:val="444444"/>
+              <w:t xml:space="preserve">• </w:t>
+            </w:r>
+            <w:r>
+              <w:rPr>
+                <w:rFonts w:ascii="Courier New" w:hAnsi="Courier New"/>
                 <w:sz w:val="17"/>
               </w:rPr>
-              <w:t>B-01</w:t>
-            </w:r>
-          </w:p>
-        </w:tc>
-        <w:tc>
-          <w:tcPr>
-            <w:shd w:val="clear" w:color="auto" w:fill="F5F8FF"/>
-            <w:tcW w:w="5976" w:type="dxa"/>
-          </w:tcPr>
-          <w:p>
-            <w:pPr>
-              <w:spacing w:after="20"/>
-            </w:pPr>
-            <w:r>
-              <w:rPr>
-                <w:b/>
+              <w:t>unlockClaim</w:t>
+            </w:r>
+            <w:r>
+              <w:rPr>
                 <w:color w:val="373737"/>
                 <w:sz w:val="17"/>
               </w:rPr>
-              <w:t xml:space="preserve">Intent — </w:t>
-            </w:r>
-            <w:r>
-              <w:rPr>
-                <w:color w:val="373737"/>
-                <w:sz w:val="17"/>
-              </w:rPr>
-              <w:t>Lock a claim from edits.</w:t>
-            </w:r>
-          </w:p>
-          <w:p>
-            <w:pPr>
-              <w:spacing w:after="20"/>
-            </w:pPr>
-            <w:r>
-              <w:rPr>
-                <w:b/>
-                <w:color w:val="373737"/>
-                <w:sz w:val="17"/>
-              </w:rPr>
-              <w:t xml:space="preserve">Today — </w:t>
-            </w:r>
-            <w:r>
-              <w:rPr>
-                <w:color w:val="373737"/>
-                <w:sz w:val="17"/>
-              </w:rPr>
-              <w:t>token → PUT …</w:t>
-            </w:r>
-          </w:p>
-          <w:p>
-            <w:pPr>
-              <w:spacing w:after="20"/>
-            </w:pPr>
-            <w:r>
-              <w:rPr>
-                <w:b/>
-                <w:color w:val="373737"/>
-                <w:sz w:val="17"/>
-              </w:rPr>
-              <w:t>Done when:</w:t>
-            </w:r>
-          </w:p>
-          <w:p>
-            <w:pPr>
-              <w:spacing w:after="20"/>
-              <w:ind w:left="173"/>
-            </w:pPr>
-            <w:r>
-              <w:rPr>
-                <w:color w:val="444444"/>
-                <w:sz w:val="17"/>
-              </w:rPr>
-              <w:t xml:space="preserve">• </w:t>
-            </w:r>
-            <w:r>
-              <w:rPr>
-                <w:color w:val="373737"/>
-                <w:sz w:val="17"/>
-              </w:rPr>
-              <w:t>locks the claim</w:t>
-            </w:r>
-          </w:p>
-        </w:tc>
-      </w:tr>
-      <w:tr>
-        <w:tc>
-          <w:tcPr>
-            <w:tcW w:w="2448" w:type="dxa"/>
-          </w:tcPr>
-          <w:p>
-            <w:pPr>
-              <w:spacing w:after="20"/>
-            </w:pPr>
-            <w:r>
-              <w:rPr>
-                <w:sz w:val="18"/>
-              </w:rPr>
-              <w:t xml:space="preserve">🔶 </w:t>
-            </w:r>
-            <w:r>
-              <w:rPr>
-                <w:rFonts w:ascii="Courier New" w:hAnsi="Courier New"/>
-                <w:b/>
-                <w:color w:val="1F497D"/>
-                <w:sz w:val="17"/>
-              </w:rPr>
-              <w:t>CLAIM-BE-D-05</w:t>
-            </w:r>
-          </w:p>
-          <w:p>
-            <w:pPr>
-              <w:spacing w:after="20"/>
-            </w:pPr>
-            <w:r>
-              <w:rPr>
-                <w:rFonts w:ascii="Courier New" w:hAnsi="Courier New"/>
-                <w:sz w:val="17"/>
-              </w:rPr>
-              <w:t>unlockClaim</w:t>
-            </w:r>
-          </w:p>
-        </w:tc>
-        <w:tc>
-          <w:tcPr>
-            <w:tcW w:w="1152" w:type="dxa"/>
-          </w:tcPr>
-          <w:p>
-            <w:pPr>
-              <w:spacing w:after="20"/>
-            </w:pPr>
-            <w:r>
-              <w:rPr>
-                <w:color w:val="1E7A34"/>
-                <w:sz w:val="17"/>
-              </w:rPr>
-              <w:t>🟢 Low [XS]</w:t>
-            </w:r>
-          </w:p>
-        </w:tc>
-        <w:tc>
-          <w:tcPr>
-            <w:tcW w:w="1872" w:type="dxa"/>
-          </w:tcPr>
-          <w:p>
-            <w:pPr>
-              <w:spacing w:after="20"/>
-            </w:pPr>
-            <w:r>
-              <w:rPr>
-                <w:color w:val="444444"/>
-                <w:sz w:val="17"/>
-              </w:rPr>
-              <w:t>Mutation</w:t>
-            </w:r>
-          </w:p>
-        </w:tc>
-        <w:tc>
-          <w:tcPr>
-            <w:tcW w:w="1368" w:type="dxa"/>
-          </w:tcPr>
-          <w:p>
-            <w:pPr>
-              <w:spacing w:after="20"/>
-            </w:pPr>
-            <w:r>
-              <w:rPr>
-                <w:color w:val="444444"/>
-                <w:sz w:val="17"/>
-              </w:rPr>
-              <w:t>B-01</w:t>
-            </w:r>
-          </w:p>
-        </w:tc>
-        <w:tc>
-          <w:tcPr>
-            <w:tcW w:w="5976" w:type="dxa"/>
-          </w:tcPr>
-          <w:p>
-            <w:pPr>
-              <w:spacing w:after="20"/>
-            </w:pPr>
-            <w:r>
-              <w:rPr>
-                <w:b/>
-                <w:color w:val="373737"/>
-                <w:sz w:val="17"/>
-              </w:rPr>
-              <w:t xml:space="preserve">Intent — </w:t>
-            </w:r>
-            <w:r>
-              <w:rPr>
-                <w:color w:val="373737"/>
-                <w:sz w:val="17"/>
-              </w:rPr>
-              <w:t>Unlock a claim for edits.</w:t>
-            </w:r>
-          </w:p>
-          <w:p>
-            <w:pPr>
-              <w:spacing w:after="20"/>
-            </w:pPr>
-            <w:r>
-              <w:rPr>
-                <w:b/>
-                <w:color w:val="373737"/>
-                <w:sz w:val="17"/>
-              </w:rPr>
-              <w:t xml:space="preserve">Today — </w:t>
-            </w:r>
-            <w:r>
-              <w:rPr>
-                <w:color w:val="373737"/>
-                <w:sz w:val="17"/>
-              </w:rPr>
-              <w:t>token → PUT …</w:t>
-            </w:r>
-          </w:p>
-          <w:p>
-            <w:pPr>
-              <w:spacing w:after="20"/>
-            </w:pPr>
-            <w:r>
-              <w:rPr>
-                <w:b/>
-                <w:color w:val="373737"/>
-                <w:sz w:val="17"/>
-              </w:rPr>
-              <w:t>Done when:</w:t>
-            </w:r>
-          </w:p>
-          <w:p>
-            <w:pPr>
-              <w:spacing w:after="20"/>
-              <w:ind w:left="173"/>
-            </w:pPr>
-            <w:r>
-              <w:rPr>
-                <w:color w:val="444444"/>
-                <w:sz w:val="17"/>
-              </w:rPr>
-              <w:t xml:space="preserve">• </w:t>
-            </w:r>
-            <w:r>
-              <w:rPr>
-                <w:color w:val="373737"/>
-                <w:sz w:val="17"/>
-              </w:rPr>
-              <w:t>unlocks the claim</w:t>
+              <w:t>: unlocks the claim</w:t>
             </w:r>
           </w:p>
         </w:tc>

--- a/output/summary/claims/FederatedGqlBreakDown-BE-claims.docx
+++ b/output/summary/claims/FederatedGqlBreakDown-BE-claims.docx
@@ -76,7 +76,7 @@
                 <w:color w:val="1F497D"/>
                 <w:sz w:val="22"/>
               </w:rPr>
-              <w:t>15</w:t>
+              <w:t>16</w:t>
             </w:r>
           </w:p>
         </w:tc>
@@ -132,7 +132,7 @@
                 <w:color w:val="1F497D"/>
                 <w:sz w:val="22"/>
               </w:rPr>
-              <w:t>🔴 0  🟠 2  🟡 11  🟢 2</w:t>
+              <w:t>🔴 0  🟠 2  🟡 11  🟢 3</w:t>
             </w:r>
           </w:p>
         </w:tc>
@@ -2914,28 +2914,28 @@
                 <w:color w:val="373737"/>
                 <w:sz w:val="18"/>
               </w:rPr>
-              <w:t xml:space="preserve">, 🟠 </w:t>
+              <w:t xml:space="preserve">, 🟡 </w:t>
             </w:r>
             <w:r>
               <w:rPr>
                 <w:rFonts w:ascii="Courier New" w:hAnsi="Courier New"/>
                 <w:sz w:val="18"/>
               </w:rPr>
-              <w:t>G-03</w:t>
+              <w:t>G-04</w:t>
             </w:r>
             <w:r>
               <w:rPr>
                 <w:color w:val="373737"/>
                 <w:sz w:val="18"/>
               </w:rPr>
-              <w:t xml:space="preserve">, 🟡 </w:t>
+              <w:t xml:space="preserve">, 🟢 </w:t>
             </w:r>
             <w:r>
               <w:rPr>
                 <w:rFonts w:ascii="Courier New" w:hAnsi="Courier New"/>
                 <w:sz w:val="18"/>
               </w:rPr>
-              <w:t>G-04</w:t>
+              <w:t>G-06</w:t>
             </w:r>
           </w:p>
         </w:tc>
@@ -3046,14 +3046,14 @@
                 <w:color w:val="373737"/>
                 <w:sz w:val="18"/>
               </w:rPr>
-              <w:t xml:space="preserve">🟡 </w:t>
+              <w:t xml:space="preserve">🟠 </w:t>
             </w:r>
             <w:r>
               <w:rPr>
                 <w:rFonts w:ascii="Courier New" w:hAnsi="Courier New"/>
                 <w:sz w:val="18"/>
               </w:rPr>
-              <w:t>G-05</w:t>
+              <w:t>G-03</w:t>
             </w:r>
           </w:p>
         </w:tc>
@@ -3078,6 +3078,91 @@
         <w:tc>
           <w:tcPr>
             <w:tcW w:type="dxa" w:w="2564"/>
+            <w:vAlign w:val="top"/>
+          </w:tcPr>
+          <w:p>
+            <w:pPr>
+              <w:jc w:val="left"/>
+            </w:pPr>
+            <w:r>
+              <w:rPr>
+                <w:color w:val="373737"/>
+                <w:sz w:val="18"/>
+              </w:rPr>
+              <w:t>🧪 Field Resolvers &amp; Tests</w:t>
+            </w:r>
+          </w:p>
+        </w:tc>
+      </w:tr>
+      <w:tr>
+        <w:tc>
+          <w:tcPr>
+            <w:tcW w:type="dxa" w:w="2564"/>
+            <w:shd w:val="clear" w:color="auto" w:fill="F5F8FF"/>
+            <w:vAlign w:val="top"/>
+          </w:tcPr>
+          <w:p>
+            <w:pPr>
+              <w:jc w:val="left"/>
+            </w:pPr>
+            <w:r>
+              <w:rPr>
+                <w:color w:val="373737"/>
+                <w:sz w:val="18"/>
+              </w:rPr>
+              <w:t>4</w:t>
+            </w:r>
+          </w:p>
+        </w:tc>
+        <w:tc>
+          <w:tcPr>
+            <w:tcW w:type="dxa" w:w="2564"/>
+            <w:shd w:val="clear" w:color="auto" w:fill="F5F8FF"/>
+            <w:vAlign w:val="top"/>
+          </w:tcPr>
+          <w:p>
+            <w:pPr>
+              <w:jc w:val="left"/>
+            </w:pPr>
+            <w:r>
+              <w:rPr>
+                <w:color w:val="373737"/>
+                <w:sz w:val="18"/>
+              </w:rPr>
+              <w:t xml:space="preserve">🟡 </w:t>
+            </w:r>
+            <w:r>
+              <w:rPr>
+                <w:rFonts w:ascii="Courier New" w:hAnsi="Courier New"/>
+                <w:sz w:val="18"/>
+              </w:rPr>
+              <w:t>G-05</w:t>
+            </w:r>
+          </w:p>
+        </w:tc>
+        <w:tc>
+          <w:tcPr>
+            <w:tcW w:type="dxa" w:w="2564"/>
+            <w:shd w:val="clear" w:color="auto" w:fill="F5F8FF"/>
+            <w:vAlign w:val="top"/>
+          </w:tcPr>
+          <w:p>
+            <w:pPr>
+              <w:jc w:val="left"/>
+            </w:pPr>
+            <w:r>
+              <w:rPr>
+                <w:color w:val="373737"/>
+                <w:sz w:val="18"/>
+              </w:rPr>
+              <w:t>—</w:t>
+            </w:r>
+          </w:p>
+        </w:tc>
+        <w:tc>
+          <w:tcPr>
+            <w:tcW w:type="dxa" w:w="2564"/>
+            <w:shd w:val="clear" w:color="auto" w:fill="F5F8FF"/>
             <w:vAlign w:val="top"/>
           </w:tcPr>
           <w:p>
@@ -3134,6 +3219,20 @@
           <w:rFonts w:ascii="Courier New" w:hAnsi="Courier New"/>
           <w:sz w:val="19"/>
         </w:rPr>
+        <w:t>G-06</w:t>
+      </w:r>
+      <w:r>
+        <w:rPr>
+          <w:color w:val="373737"/>
+          <w:sz w:val="19"/>
+        </w:rPr>
+        <w:t xml:space="preserve"> → </w:t>
+      </w:r>
+      <w:r>
+        <w:rPr>
+          <w:rFonts w:ascii="Courier New" w:hAnsi="Courier New"/>
+          <w:sz w:val="19"/>
+        </w:rPr>
         <w:t>G-03</w:t>
       </w:r>
       <w:r>
@@ -3155,7 +3254,7 @@
           <w:color w:val="373737"/>
           <w:sz w:val="19"/>
         </w:rPr>
-        <w:t xml:space="preserve"> — 3 sequential stories; everything else hangs off this chain in parallel.</w:t>
+        <w:t xml:space="preserve"> — 4 sequential stories; everything else hangs off this chain in parallel.</w:t>
       </w:r>
     </w:p>
     <w:p>
@@ -3368,14 +3467,14 @@
                 <w:rFonts w:ascii="Courier New" w:hAnsi="Courier New"/>
                 <w:sz w:val="18"/>
               </w:rPr>
-              <w:t>G-03</w:t>
+              <w:t>E-01</w:t>
             </w:r>
             <w:r>
               <w:rPr>
                 <w:color w:val="373737"/>
                 <w:sz w:val="18"/>
               </w:rPr>
-              <w:t xml:space="preserve"> (4–7d)</w:t>
+              <w:t xml:space="preserve"> (4–7d) 🔬</w:t>
             </w:r>
           </w:p>
         </w:tc>
@@ -3415,21 +3514,21 @@
                 <w:color w:val="373737"/>
                 <w:sz w:val="18"/>
               </w:rPr>
-              <w:t xml:space="preserve">🟠 </w:t>
+              <w:t xml:space="preserve">🟢 </w:t>
             </w:r>
             <w:r>
               <w:rPr>
                 <w:rFonts w:ascii="Courier New" w:hAnsi="Courier New"/>
                 <w:sz w:val="18"/>
               </w:rPr>
-              <w:t>E-01</w:t>
+              <w:t>G-06</w:t>
             </w:r>
             <w:r>
               <w:rPr>
                 <w:color w:val="373737"/>
                 <w:sz w:val="18"/>
               </w:rPr>
-              <w:t xml:space="preserve"> (4–7d) 🔬</w:t>
+              <w:t xml:space="preserve"> (1–2d)</w:t>
             </w:r>
           </w:p>
         </w:tc>
@@ -3455,22 +3554,14 @@
                 <w:rFonts w:ascii="Courier New" w:hAnsi="Courier New"/>
                 <w:sz w:val="18"/>
               </w:rPr>
-              <w:t>B-02</w:t>
+              <w:t>G-02</w:t>
             </w:r>
             <w:r>
               <w:rPr>
                 <w:color w:val="373737"/>
                 <w:sz w:val="18"/>
               </w:rPr>
-              <w:t xml:space="preserve"> (2–4d) </w:t>
-            </w:r>
-            <w:r>
-              <w:rPr>
-                <w:i/>
-                <w:color w:val="373737"/>
-                <w:sz w:val="18"/>
-              </w:rPr>
-              <w:t>(grouped XS: +`B-03`, `B-04`, `B-05`)</w:t>
+              <w:t xml:space="preserve"> (2–4d)</w:t>
             </w:r>
           </w:p>
         </w:tc>
@@ -3508,21 +3599,21 @@
                 <w:color w:val="373737"/>
                 <w:sz w:val="18"/>
               </w:rPr>
-              <w:t xml:space="preserve">🟡 </w:t>
+              <w:t xml:space="preserve">🟠 </w:t>
             </w:r>
             <w:r>
               <w:rPr>
                 <w:rFonts w:ascii="Courier New" w:hAnsi="Courier New"/>
                 <w:sz w:val="18"/>
               </w:rPr>
-              <w:t>G-02</w:t>
+              <w:t>G-03</w:t>
             </w:r>
             <w:r>
               <w:rPr>
                 <w:color w:val="373737"/>
                 <w:sz w:val="18"/>
               </w:rPr>
-              <w:t xml:space="preserve"> (2–4d)</w:t>
+              <w:t xml:space="preserve"> (4–7d)</w:t>
             </w:r>
           </w:p>
         </w:tc>
@@ -3547,7 +3638,7 @@
                 <w:rFonts w:ascii="Courier New" w:hAnsi="Courier New"/>
                 <w:sz w:val="18"/>
               </w:rPr>
-              <w:t>C-02</w:t>
+              <w:t>C-01</w:t>
             </w:r>
             <w:r>
               <w:rPr>
@@ -3601,14 +3692,22 @@
                 <w:rFonts w:ascii="Courier New" w:hAnsi="Courier New"/>
                 <w:sz w:val="18"/>
               </w:rPr>
-              <w:t>C-01</w:t>
+              <w:t>B-02</w:t>
             </w:r>
             <w:r>
               <w:rPr>
                 <w:color w:val="373737"/>
                 <w:sz w:val="18"/>
               </w:rPr>
-              <w:t xml:space="preserve"> (2–4d)</w:t>
+              <w:t xml:space="preserve"> (2–4d) </w:t>
+            </w:r>
+            <w:r>
+              <w:rPr>
+                <w:i/>
+                <w:color w:val="373737"/>
+                <w:sz w:val="18"/>
+              </w:rPr>
+              <w:t>(grouped XS: +`B-03`, `B-04`, `B-05`)</w:t>
             </w:r>
           </w:p>
         </w:tc>
@@ -3634,7 +3733,7 @@
                 <w:rFonts w:ascii="Courier New" w:hAnsi="Courier New"/>
                 <w:sz w:val="18"/>
               </w:rPr>
-              <w:t>D-02</w:t>
+              <w:t>D-01</w:t>
             </w:r>
             <w:r>
               <w:rPr>
@@ -3686,7 +3785,7 @@
                 <w:rFonts w:ascii="Courier New" w:hAnsi="Courier New"/>
                 <w:sz w:val="18"/>
               </w:rPr>
-              <w:t>D-01</w:t>
+              <w:t>C-02</w:t>
             </w:r>
             <w:r>
               <w:rPr>
@@ -3718,14 +3817,22 @@
                 <w:rFonts w:ascii="Courier New" w:hAnsi="Courier New"/>
                 <w:sz w:val="18"/>
               </w:rPr>
-              <w:t>F-01</w:t>
+              <w:t>D-03</w:t>
             </w:r>
             <w:r>
               <w:rPr>
                 <w:color w:val="373737"/>
                 <w:sz w:val="18"/>
               </w:rPr>
-              <w:t xml:space="preserve"> (2–4d) ⛔</w:t>
+              <w:t xml:space="preserve"> (2–4d) </w:t>
+            </w:r>
+            <w:r>
+              <w:rPr>
+                <w:i/>
+                <w:color w:val="373737"/>
+                <w:sz w:val="18"/>
+              </w:rPr>
+              <w:t>(grouped XS: +`D-04`, `D-05`)</w:t>
             </w:r>
           </w:p>
         </w:tc>
@@ -3772,22 +3879,14 @@
                 <w:rFonts w:ascii="Courier New" w:hAnsi="Courier New"/>
                 <w:sz w:val="18"/>
               </w:rPr>
-              <w:t>D-03</w:t>
+              <w:t>D-02</w:t>
             </w:r>
             <w:r>
               <w:rPr>
                 <w:color w:val="373737"/>
                 <w:sz w:val="18"/>
               </w:rPr>
-              <w:t xml:space="preserve"> (2–4d) </w:t>
-            </w:r>
-            <w:r>
-              <w:rPr>
-                <w:i/>
-                <w:color w:val="373737"/>
-                <w:sz w:val="18"/>
-              </w:rPr>
-              <w:t>(grouped XS: +`D-04`, `D-05`)</w:t>
+              <w:t xml:space="preserve"> (2–4d)</w:t>
             </w:r>
           </w:p>
         </w:tc>
@@ -3813,7 +3912,7 @@
                 <w:rFonts w:ascii="Courier New" w:hAnsi="Courier New"/>
                 <w:sz w:val="18"/>
               </w:rPr>
-              <w:t>G-04</w:t>
+              <w:t>G-01</w:t>
             </w:r>
             <w:r>
               <w:rPr>
@@ -3865,14 +3964,14 @@
                 <w:rFonts w:ascii="Courier New" w:hAnsi="Courier New"/>
                 <w:sz w:val="18"/>
               </w:rPr>
-              <w:t>G-01</w:t>
+              <w:t>F-01</w:t>
             </w:r>
             <w:r>
               <w:rPr>
                 <w:color w:val="373737"/>
                 <w:sz w:val="18"/>
               </w:rPr>
-              <w:t xml:space="preserve"> (2–4d)</w:t>
+              <w:t xml:space="preserve"> (2–4d) ⛔</w:t>
             </w:r>
           </w:p>
         </w:tc>
@@ -3890,21 +3989,21 @@
                 <w:color w:val="373737"/>
                 <w:sz w:val="18"/>
               </w:rPr>
-              <w:t xml:space="preserve">🟢 </w:t>
+              <w:t xml:space="preserve">🟡 </w:t>
             </w:r>
             <w:r>
               <w:rPr>
                 <w:rFonts w:ascii="Courier New" w:hAnsi="Courier New"/>
                 <w:sz w:val="18"/>
               </w:rPr>
-              <w:t>F-02</w:t>
+              <w:t>G-05</w:t>
             </w:r>
             <w:r>
               <w:rPr>
                 <w:color w:val="373737"/>
                 <w:sz w:val="18"/>
               </w:rPr>
-              <w:t xml:space="preserve"> (1–2d) ⛔</w:t>
+              <w:t xml:space="preserve"> (2–4d)</w:t>
             </w:r>
           </w:p>
         </w:tc>
@@ -3951,7 +4050,7 @@
                 <w:rFonts w:ascii="Courier New" w:hAnsi="Courier New"/>
                 <w:sz w:val="18"/>
               </w:rPr>
-              <w:t>G-05</w:t>
+              <w:t>G-04</w:t>
             </w:r>
             <w:r>
               <w:rPr>
@@ -3966,6 +4065,76 @@
           <w:tcPr>
             <w:tcW w:type="dxa" w:w="3419"/>
             <w:shd w:val="clear" w:color="auto" w:fill="F5F8FF"/>
+            <w:vAlign w:val="top"/>
+          </w:tcPr>
+          <w:p>
+            <w:pPr>
+              <w:jc w:val="left"/>
+            </w:pPr>
+            <w:r>
+              <w:rPr>
+                <w:color w:val="373737"/>
+                <w:sz w:val="18"/>
+              </w:rPr>
+              <w:t>—</w:t>
+            </w:r>
+          </w:p>
+        </w:tc>
+      </w:tr>
+      <w:tr>
+        <w:tc>
+          <w:tcPr>
+            <w:tcW w:type="dxa" w:w="3419"/>
+            <w:vAlign w:val="top"/>
+          </w:tcPr>
+          <w:p>
+            <w:pPr>
+              <w:jc w:val="left"/>
+            </w:pPr>
+            <w:r>
+              <w:rPr>
+                <w:color w:val="373737"/>
+                <w:sz w:val="18"/>
+              </w:rPr>
+              <w:t>9</w:t>
+            </w:r>
+          </w:p>
+        </w:tc>
+        <w:tc>
+          <w:tcPr>
+            <w:tcW w:type="dxa" w:w="3419"/>
+            <w:vAlign w:val="top"/>
+          </w:tcPr>
+          <w:p>
+            <w:pPr>
+              <w:jc w:val="left"/>
+            </w:pPr>
+            <w:r>
+              <w:rPr>
+                <w:color w:val="373737"/>
+                <w:sz w:val="18"/>
+              </w:rPr>
+              <w:t xml:space="preserve">🟢 </w:t>
+            </w:r>
+            <w:r>
+              <w:rPr>
+                <w:rFonts w:ascii="Courier New" w:hAnsi="Courier New"/>
+                <w:sz w:val="18"/>
+              </w:rPr>
+              <w:t>F-02</w:t>
+            </w:r>
+            <w:r>
+              <w:rPr>
+                <w:color w:val="373737"/>
+                <w:sz w:val="18"/>
+              </w:rPr>
+              <w:t xml:space="preserve"> (1–2d) ⛔</w:t>
+            </w:r>
+          </w:p>
+        </w:tc>
+        <w:tc>
+          <w:tcPr>
+            <w:tcW w:type="dxa" w:w="3419"/>
             <w:vAlign w:val="top"/>
           </w:tcPr>
           <w:p>
@@ -4016,6 +4185,133 @@
           <w:sz w:val="19"/>
         </w:rPr>
         <w:t xml:space="preserve"> → </w:t>
+      </w:r>
+      <w:r>
+        <w:rPr>
+          <w:rFonts w:ascii="Courier New" w:hAnsi="Courier New"/>
+          <w:sz w:val="19"/>
+        </w:rPr>
+        <w:t>G-06</w:t>
+      </w:r>
+      <w:r>
+        <w:rPr>
+          <w:color w:val="373737"/>
+          <w:sz w:val="19"/>
+        </w:rPr>
+        <w:t xml:space="preserve"> → </w:t>
+      </w:r>
+      <w:r>
+        <w:rPr>
+          <w:rFonts w:ascii="Courier New" w:hAnsi="Courier New"/>
+          <w:sz w:val="19"/>
+        </w:rPr>
+        <w:t>G-03</w:t>
+      </w:r>
+      <w:r>
+        <w:rPr>
+          <w:color w:val="373737"/>
+          <w:sz w:val="19"/>
+        </w:rPr>
+        <w:t xml:space="preserve"> → </w:t>
+      </w:r>
+      <w:r>
+        <w:rPr>
+          <w:rFonts w:ascii="Courier New" w:hAnsi="Courier New"/>
+          <w:sz w:val="19"/>
+        </w:rPr>
+        <w:t>B-02</w:t>
+      </w:r>
+      <w:r>
+        <w:rPr>
+          <w:color w:val="373737"/>
+          <w:sz w:val="19"/>
+        </w:rPr>
+        <w:t xml:space="preserve"> → </w:t>
+      </w:r>
+      <w:r>
+        <w:rPr>
+          <w:rFonts w:ascii="Courier New" w:hAnsi="Courier New"/>
+          <w:sz w:val="19"/>
+        </w:rPr>
+        <w:t>C-02</w:t>
+      </w:r>
+      <w:r>
+        <w:rPr>
+          <w:color w:val="373737"/>
+          <w:sz w:val="19"/>
+        </w:rPr>
+        <w:t xml:space="preserve"> → </w:t>
+      </w:r>
+      <w:r>
+        <w:rPr>
+          <w:rFonts w:ascii="Courier New" w:hAnsi="Courier New"/>
+          <w:sz w:val="19"/>
+        </w:rPr>
+        <w:t>D-02</w:t>
+      </w:r>
+      <w:r>
+        <w:rPr>
+          <w:color w:val="373737"/>
+          <w:sz w:val="19"/>
+        </w:rPr>
+        <w:t xml:space="preserve"> → </w:t>
+      </w:r>
+      <w:r>
+        <w:rPr>
+          <w:rFonts w:ascii="Courier New" w:hAnsi="Courier New"/>
+          <w:sz w:val="19"/>
+        </w:rPr>
+        <w:t>F-01</w:t>
+      </w:r>
+      <w:r>
+        <w:rPr>
+          <w:color w:val="373737"/>
+          <w:sz w:val="19"/>
+        </w:rPr>
+        <w:t xml:space="preserve"> → </w:t>
+      </w:r>
+      <w:r>
+        <w:rPr>
+          <w:rFonts w:ascii="Courier New" w:hAnsi="Courier New"/>
+          <w:sz w:val="19"/>
+        </w:rPr>
+        <w:t>G-04</w:t>
+      </w:r>
+      <w:r>
+        <w:rPr>
+          <w:color w:val="373737"/>
+          <w:sz w:val="19"/>
+        </w:rPr>
+        <w:t xml:space="preserve"> → </w:t>
+      </w:r>
+      <w:r>
+        <w:rPr>
+          <w:rFonts w:ascii="Courier New" w:hAnsi="Courier New"/>
+          <w:sz w:val="19"/>
+        </w:rPr>
+        <w:t>F-02</w:t>
+      </w:r>
+      <w:r>
+        <w:rPr>
+          <w:color w:val="373737"/>
+          <w:sz w:val="19"/>
+        </w:rPr>
+        <w:t>&lt;br&gt;</w:t>
+      </w:r>
+      <w:r>
+        <w:rPr>
+          <w:b/>
+          <w:color w:val="373737"/>
+          <w:sz w:val="19"/>
+        </w:rPr>
+        <w:t>BE-2:</w:t>
+      </w:r>
+      <w:r>
+        <w:rPr>
+          <w:color w:val="373737"/>
+          <w:sz w:val="19"/>
+        </w:rPr>
+        <w:t xml:space="preserve"> </w:t>
       </w:r>
       <w:r>
         <w:rPr>
@@ -4108,119 +4404,6 @@
         </w:rPr>
         <w:t>G-05</w:t>
       </w:r>
-      <w:r>
-        <w:rPr>
-          <w:color w:val="373737"/>
-          <w:sz w:val="19"/>
-        </w:rPr>
-        <w:t>&lt;br&gt;</w:t>
-      </w:r>
-      <w:r>
-        <w:rPr>
-          <w:b/>
-          <w:color w:val="373737"/>
-          <w:sz w:val="19"/>
-        </w:rPr>
-        <w:t>BE-2:</w:t>
-      </w:r>
-      <w:r>
-        <w:rPr>
-          <w:color w:val="373737"/>
-          <w:sz w:val="19"/>
-        </w:rPr>
-        <w:t xml:space="preserve"> </w:t>
-      </w:r>
-      <w:r>
-        <w:rPr>
-          <w:rFonts w:ascii="Courier New" w:hAnsi="Courier New"/>
-          <w:sz w:val="19"/>
-        </w:rPr>
-        <w:t>G-03</w:t>
-      </w:r>
-      <w:r>
-        <w:rPr>
-          <w:color w:val="373737"/>
-          <w:sz w:val="19"/>
-        </w:rPr>
-        <w:t xml:space="preserve"> → </w:t>
-      </w:r>
-      <w:r>
-        <w:rPr>
-          <w:rFonts w:ascii="Courier New" w:hAnsi="Courier New"/>
-          <w:sz w:val="19"/>
-        </w:rPr>
-        <w:t>B-02</w:t>
-      </w:r>
-      <w:r>
-        <w:rPr>
-          <w:color w:val="373737"/>
-          <w:sz w:val="19"/>
-        </w:rPr>
-        <w:t xml:space="preserve"> → </w:t>
-      </w:r>
-      <w:r>
-        <w:rPr>
-          <w:rFonts w:ascii="Courier New" w:hAnsi="Courier New"/>
-          <w:sz w:val="19"/>
-        </w:rPr>
-        <w:t>C-02</w:t>
-      </w:r>
-      <w:r>
-        <w:rPr>
-          <w:color w:val="373737"/>
-          <w:sz w:val="19"/>
-        </w:rPr>
-        <w:t xml:space="preserve"> → </w:t>
-      </w:r>
-      <w:r>
-        <w:rPr>
-          <w:rFonts w:ascii="Courier New" w:hAnsi="Courier New"/>
-          <w:sz w:val="19"/>
-        </w:rPr>
-        <w:t>D-02</w:t>
-      </w:r>
-      <w:r>
-        <w:rPr>
-          <w:color w:val="373737"/>
-          <w:sz w:val="19"/>
-        </w:rPr>
-        <w:t xml:space="preserve"> → </w:t>
-      </w:r>
-      <w:r>
-        <w:rPr>
-          <w:rFonts w:ascii="Courier New" w:hAnsi="Courier New"/>
-          <w:sz w:val="19"/>
-        </w:rPr>
-        <w:t>F-01</w:t>
-      </w:r>
-      <w:r>
-        <w:rPr>
-          <w:color w:val="373737"/>
-          <w:sz w:val="19"/>
-        </w:rPr>
-        <w:t xml:space="preserve"> → </w:t>
-      </w:r>
-      <w:r>
-        <w:rPr>
-          <w:rFonts w:ascii="Courier New" w:hAnsi="Courier New"/>
-          <w:sz w:val="19"/>
-        </w:rPr>
-        <w:t>G-04</w:t>
-      </w:r>
-      <w:r>
-        <w:rPr>
-          <w:color w:val="373737"/>
-          <w:sz w:val="19"/>
-        </w:rPr>
-        <w:t xml:space="preserve"> → </w:t>
-      </w:r>
-      <w:r>
-        <w:rPr>
-          <w:rFonts w:ascii="Courier New" w:hAnsi="Courier New"/>
-          <w:sz w:val="19"/>
-        </w:rPr>
-        <w:t>F-02</w:t>
-      </w:r>
     </w:p>
     <w:p>
       <w:pPr>
@@ -4239,7 +4422,7 @@
           <w:color w:val="373737"/>
           <w:sz w:val="19"/>
         </w:rPr>
-        <w:t xml:space="preserve"> ~25 working days with 2 engineers vs ~47 days sequential.</w:t>
+        <w:t xml:space="preserve"> ~25 working days with 2 engineers vs ~48 days sequential.</w:t>
       </w:r>
     </w:p>
     <w:p>
@@ -7288,7 +7471,7 @@
           <w:color w:val="0A4023"/>
           <w:sz w:val="22"/>
         </w:rPr>
-        <w:t>🧪 Phase G — Field Resolvers &amp; Tests  (5 stories)</w:t>
+        <w:t>🧪 Phase G — Field Resolvers &amp; Tests  (6 stories)</w:t>
       </w:r>
     </w:p>
     <w:tbl>
@@ -8055,7 +8238,7 @@
                 <w:color w:val="444444"/>
                 <w:sz w:val="17"/>
               </w:rPr>
-              <w:t>B-01</w:t>
+              <w:t>B-01, G-06</w:t>
             </w:r>
           </w:p>
         </w:tc>
@@ -8752,6 +8935,383 @@
         </w:tc>
         <w:tc>
           <w:tcPr>
+            <w:tcW w:w="2448" w:type="dxa"/>
+          </w:tcPr>
+          <w:p>
+            <w:pPr>
+              <w:spacing w:after="20"/>
+            </w:pPr>
+            <w:r>
+              <w:rPr>
+                <w:color w:val="444444"/>
+                <w:sz w:val="17"/>
+              </w:rPr>
+              <w:t>—</w:t>
+            </w:r>
+          </w:p>
+        </w:tc>
+      </w:tr>
+      <w:tr>
+        <w:tc>
+          <w:tcPr>
+            <w:shd w:val="clear" w:color="auto" w:fill="F5F8FF"/>
+            <w:tcW w:w="2304" w:type="dxa"/>
+          </w:tcPr>
+          <w:p>
+            <w:pPr>
+              <w:spacing w:after="20"/>
+            </w:pPr>
+            <w:r>
+              <w:rPr>
+                <w:sz w:val="18"/>
+              </w:rPr>
+              <w:t xml:space="preserve">📄 </w:t>
+            </w:r>
+            <w:r>
+              <w:rPr>
+                <w:rFonts w:ascii="Courier New" w:hAnsi="Courier New"/>
+                <w:b/>
+                <w:color w:val="1F497D"/>
+                <w:sz w:val="17"/>
+              </w:rPr>
+              <w:t>CLAIM-BE-G-06</w:t>
+            </w:r>
+          </w:p>
+          <w:p>
+            <w:pPr>
+              <w:spacing w:after="20"/>
+            </w:pPr>
+            <w:r>
+              <w:rPr>
+                <w:color w:val="373737"/>
+                <w:sz w:val="17"/>
+              </w:rPr>
+              <w:t>Shared value-type alignment (</w:t>
+            </w:r>
+            <w:r>
+              <w:rPr>
+                <w:rFonts w:ascii="Courier New" w:hAnsi="Courier New"/>
+                <w:sz w:val="17"/>
+              </w:rPr>
+              <w:t>@shareable</w:t>
+            </w:r>
+            <w:r>
+              <w:rPr>
+                <w:color w:val="373737"/>
+                <w:sz w:val="17"/>
+              </w:rPr>
+              <w:t xml:space="preserve"> instead of entity stubs)</w:t>
+            </w:r>
+          </w:p>
+        </w:tc>
+        <w:tc>
+          <w:tcPr>
+            <w:shd w:val="clear" w:color="auto" w:fill="F5F8FF"/>
+            <w:tcW w:w="1080" w:type="dxa"/>
+          </w:tcPr>
+          <w:p>
+            <w:pPr>
+              <w:spacing w:after="20"/>
+            </w:pPr>
+            <w:r>
+              <w:rPr>
+                <w:color w:val="1E7A34"/>
+                <w:sz w:val="17"/>
+              </w:rPr>
+              <w:t>🟢 Low [XS]</w:t>
+            </w:r>
+          </w:p>
+        </w:tc>
+        <w:tc>
+          <w:tcPr>
+            <w:shd w:val="clear" w:color="auto" w:fill="F5F8FF"/>
+            <w:tcW w:w="1655" w:type="dxa"/>
+          </w:tcPr>
+          <w:p>
+            <w:pPr>
+              <w:spacing w:after="20"/>
+            </w:pPr>
+            <w:r>
+              <w:rPr>
+                <w:color w:val="444444"/>
+                <w:sz w:val="17"/>
+              </w:rPr>
+              <w:t>Schema</w:t>
+            </w:r>
+          </w:p>
+        </w:tc>
+        <w:tc>
+          <w:tcPr>
+            <w:shd w:val="clear" w:color="auto" w:fill="F5F8FF"/>
+            <w:tcW w:w="1296" w:type="dxa"/>
+          </w:tcPr>
+          <w:p>
+            <w:pPr>
+              <w:spacing w:after="20"/>
+            </w:pPr>
+            <w:r>
+              <w:rPr>
+                <w:color w:val="444444"/>
+                <w:sz w:val="17"/>
+              </w:rPr>
+              <w:t>B-01</w:t>
+            </w:r>
+          </w:p>
+        </w:tc>
+        <w:tc>
+          <w:tcPr>
+            <w:shd w:val="clear" w:color="auto" w:fill="F5F8FF"/>
+            <w:tcW w:w="4320" w:type="dxa"/>
+          </w:tcPr>
+          <w:p>
+            <w:pPr>
+              <w:spacing w:after="20"/>
+            </w:pPr>
+            <w:r>
+              <w:rPr>
+                <w:b/>
+                <w:color w:val="373737"/>
+                <w:sz w:val="17"/>
+              </w:rPr>
+              <w:t xml:space="preserve">Intent — </w:t>
+            </w:r>
+            <w:r>
+              <w:rPr>
+                <w:color w:val="373737"/>
+                <w:sz w:val="17"/>
+              </w:rPr>
+              <w:t xml:space="preserve">Models </w:t>
+            </w:r>
+            <w:r>
+              <w:rPr>
+                <w:rFonts w:ascii="Courier New" w:hAnsi="Courier New"/>
+                <w:sz w:val="17"/>
+              </w:rPr>
+              <w:t>ProductComponentStatus</w:t>
+            </w:r>
+            <w:r>
+              <w:rPr>
+                <w:color w:val="373737"/>
+                <w:sz w:val="17"/>
+              </w:rPr>
+              <w:t xml:space="preserve">, </w:t>
+            </w:r>
+            <w:r>
+              <w:rPr>
+                <w:rFonts w:ascii="Courier New" w:hAnsi="Courier New"/>
+                <w:sz w:val="17"/>
+              </w:rPr>
+              <w:t>ResourcePermissions</w:t>
+            </w:r>
+            <w:r>
+              <w:rPr>
+                <w:color w:val="373737"/>
+                <w:sz w:val="17"/>
+              </w:rPr>
+              <w:t xml:space="preserve"> and </w:t>
+            </w:r>
+            <w:r>
+              <w:rPr>
+                <w:rFonts w:ascii="Courier New" w:hAnsi="Courier New"/>
+                <w:sz w:val="17"/>
+              </w:rPr>
+              <w:t>TeamPaged</w:t>
+            </w:r>
+            <w:r>
+              <w:rPr>
+                <w:color w:val="373737"/>
+                <w:sz w:val="17"/>
+              </w:rPr>
+              <w:t xml:space="preserve"> as shared value</w:t>
+            </w:r>
+          </w:p>
+          <w:p>
+            <w:pPr>
+              <w:spacing w:after="20"/>
+            </w:pPr>
+            <w:r>
+              <w:rPr>
+                <w:b/>
+                <w:color w:val="373737"/>
+                <w:sz w:val="17"/>
+              </w:rPr>
+              <w:t xml:space="preserve">Today — </w:t>
+            </w:r>
+            <w:r>
+              <w:rPr>
+                <w:color w:val="373737"/>
+                <w:sz w:val="17"/>
+              </w:rPr>
+              <w:t>duplicate the value types @shareable in the claims schema</w:t>
+            </w:r>
+          </w:p>
+          <w:p>
+            <w:pPr>
+              <w:spacing w:after="20"/>
+            </w:pPr>
+            <w:r>
+              <w:rPr>
+                <w:b/>
+                <w:color w:val="373737"/>
+                <w:sz w:val="17"/>
+              </w:rPr>
+              <w:t>Done when:</w:t>
+            </w:r>
+          </w:p>
+          <w:p>
+            <w:pPr>
+              <w:spacing w:after="20"/>
+              <w:ind w:left="173"/>
+            </w:pPr>
+            <w:r>
+              <w:rPr>
+                <w:color w:val="444444"/>
+                <w:sz w:val="17"/>
+              </w:rPr>
+              <w:t xml:space="preserve">• </w:t>
+            </w:r>
+            <w:r>
+              <w:rPr>
+                <w:color w:val="373737"/>
+                <w:sz w:val="17"/>
+              </w:rPr>
+              <w:t xml:space="preserve">Claims subgraph composes with plm-product with zero </w:t>
+            </w:r>
+            <w:r>
+              <w:rPr>
+                <w:rFonts w:ascii="Courier New" w:hAnsi="Courier New"/>
+                <w:sz w:val="17"/>
+              </w:rPr>
+              <w:t>INVALID_FIELD_SHARING</w:t>
+            </w:r>
+            <w:r>
+              <w:rPr>
+                <w:color w:val="373737"/>
+                <w:sz w:val="17"/>
+              </w:rPr>
+              <w:t>/value-type conflicts</w:t>
+            </w:r>
+          </w:p>
+          <w:p>
+            <w:pPr>
+              <w:spacing w:after="20"/>
+              <w:ind w:left="173"/>
+            </w:pPr>
+            <w:r>
+              <w:rPr>
+                <w:color w:val="444444"/>
+                <w:sz w:val="17"/>
+              </w:rPr>
+              <w:t xml:space="preserve">• </w:t>
+            </w:r>
+            <w:r>
+              <w:rPr>
+                <w:rFonts w:ascii="Courier New" w:hAnsi="Courier New"/>
+                <w:sz w:val="17"/>
+              </w:rPr>
+              <w:t>statuses</w:t>
+            </w:r>
+            <w:r>
+              <w:rPr>
+                <w:color w:val="373737"/>
+                <w:sz w:val="17"/>
+              </w:rPr>
+              <w:t xml:space="preserve"> / </w:t>
+            </w:r>
+            <w:r>
+              <w:rPr>
+                <w:rFonts w:ascii="Courier New" w:hAnsi="Courier New"/>
+                <w:sz w:val="17"/>
+              </w:rPr>
+              <w:t>currentUserPermissions</w:t>
+            </w:r>
+            <w:r>
+              <w:rPr>
+                <w:color w:val="373737"/>
+                <w:sz w:val="17"/>
+              </w:rPr>
+              <w:t xml:space="preserve"> / </w:t>
+            </w:r>
+            <w:r>
+              <w:rPr>
+                <w:rFonts w:ascii="Courier New" w:hAnsi="Courier New"/>
+                <w:sz w:val="17"/>
+              </w:rPr>
+              <w:t>systemTeams</w:t>
+            </w:r>
+            <w:r>
+              <w:rPr>
+                <w:color w:val="373737"/>
+                <w:sz w:val="17"/>
+              </w:rPr>
+              <w:t xml:space="preserve"> return locally-resolved data (parity vs the old gateway)</w:t>
+            </w:r>
+          </w:p>
+          <w:p>
+            <w:pPr>
+              <w:spacing w:after="20"/>
+              <w:ind w:left="173"/>
+            </w:pPr>
+            <w:r>
+              <w:rPr>
+                <w:color w:val="444444"/>
+                <w:sz w:val="17"/>
+              </w:rPr>
+              <w:t xml:space="preserve">• </w:t>
+            </w:r>
+            <w:r>
+              <w:rPr>
+                <w:rFonts w:ascii="Courier New" w:hAnsi="Courier New"/>
+                <w:sz w:val="17"/>
+              </w:rPr>
+              <w:t>TeamPaged.content: [TeamV2]</w:t>
+            </w:r>
+            <w:r>
+              <w:rPr>
+                <w:color w:val="373737"/>
+                <w:sz w:val="17"/>
+              </w:rPr>
+              <w:t xml:space="preserve"> resolves against the claims elastic response (map result rows to </w:t>
+            </w:r>
+            <w:r>
+              <w:rPr>
+                <w:rFonts w:ascii="Courier New" w:hAnsi="Courier New"/>
+                <w:sz w:val="17"/>
+              </w:rPr>
+              <w:t>{teamId}</w:t>
+            </w:r>
+            <w:r>
+              <w:rPr>
+                <w:color w:val="373737"/>
+                <w:sz w:val="17"/>
+              </w:rPr>
+              <w:t xml:space="preserve"> stubs); documented</w:t>
+            </w:r>
+          </w:p>
+          <w:p>
+            <w:pPr>
+              <w:spacing w:after="20"/>
+              <w:ind w:left="173"/>
+            </w:pPr>
+            <w:r>
+              <w:rPr>
+                <w:color w:val="444444"/>
+                <w:sz w:val="17"/>
+              </w:rPr>
+              <w:t xml:space="preserve">• </w:t>
+            </w:r>
+            <w:r>
+              <w:rPr>
+                <w:color w:val="373737"/>
+                <w:sz w:val="17"/>
+              </w:rPr>
+              <w:t>Revisit note recorded for the phase-2 team subgraph (TeamV2 becomes its full entity then; today it is a stitched stub)</w:t>
+            </w:r>
+          </w:p>
+        </w:tc>
+        <w:tc>
+          <w:tcPr>
+            <w:shd w:val="clear" w:color="auto" w:fill="F5F8FF"/>
             <w:tcW w:w="2448" w:type="dxa"/>
           </w:tcPr>
           <w:p>

--- a/output/summary/claims/FederatedGqlBreakDown-BE-claims.docx
+++ b/output/summary/claims/FederatedGqlBreakDown-BE-claims.docx
@@ -76,7 +76,7 @@
                 <w:color w:val="1F497D"/>
                 <w:sz w:val="22"/>
               </w:rPr>
-              <w:t>16</w:t>
+              <w:t>21</w:t>
             </w:r>
           </w:p>
         </w:tc>
@@ -132,7 +132,7 @@
                 <w:color w:val="1F497D"/>
                 <w:sz w:val="22"/>
               </w:rPr>
-              <w:t>🔴 0  🟠 2  🟡 11  🟢 3</w:t>
+              <w:t>🔴 0  🟠 2  🟡 9  🟢 10</w:t>
             </w:r>
           </w:p>
         </w:tc>
@@ -2760,7 +2760,7 @@
                 <w:color w:val="373737"/>
                 <w:sz w:val="18"/>
               </w:rPr>
-              <w:t xml:space="preserve">🟡 </w:t>
+              <w:t xml:space="preserve">🟢 </w:t>
             </w:r>
             <w:r>
               <w:rPr>
@@ -2774,42 +2774,42 @@
                 <w:color w:val="373737"/>
                 <w:sz w:val="18"/>
               </w:rPr>
-              <w:t xml:space="preserve">, 🟡 </w:t>
+              <w:t xml:space="preserve">, 🟢 </w:t>
             </w:r>
             <w:r>
               <w:rPr>
                 <w:rFonts w:ascii="Courier New" w:hAnsi="Courier New"/>
                 <w:sz w:val="18"/>
               </w:rPr>
-              <w:t>C-01</w:t>
+              <w:t>B-03</w:t>
             </w:r>
             <w:r>
               <w:rPr>
                 <w:color w:val="373737"/>
                 <w:sz w:val="18"/>
               </w:rPr>
-              <w:t xml:space="preserve">, 🟡 </w:t>
+              <w:t xml:space="preserve">, 🟢 </w:t>
             </w:r>
             <w:r>
               <w:rPr>
                 <w:rFonts w:ascii="Courier New" w:hAnsi="Courier New"/>
                 <w:sz w:val="18"/>
               </w:rPr>
-              <w:t>C-02</w:t>
+              <w:t>B-04</w:t>
             </w:r>
             <w:r>
               <w:rPr>
                 <w:color w:val="373737"/>
                 <w:sz w:val="18"/>
               </w:rPr>
-              <w:t xml:space="preserve">, 🟡 </w:t>
+              <w:t xml:space="preserve">, 🟢 </w:t>
             </w:r>
             <w:r>
               <w:rPr>
                 <w:rFonts w:ascii="Courier New" w:hAnsi="Courier New"/>
                 <w:sz w:val="18"/>
               </w:rPr>
-              <w:t>D-01</w:t>
+              <w:t>B-05</w:t>
             </w:r>
             <w:r>
               <w:rPr>
@@ -2823,7 +2823,7 @@
                 <w:rFonts w:ascii="Courier New" w:hAnsi="Courier New"/>
                 <w:sz w:val="18"/>
               </w:rPr>
-              <w:t>D-02</w:t>
+              <w:t>C-01</w:t>
             </w:r>
             <w:r>
               <w:rPr>
@@ -2837,7 +2837,77 @@
                 <w:rFonts w:ascii="Courier New" w:hAnsi="Courier New"/>
                 <w:sz w:val="18"/>
               </w:rPr>
+              <w:t>C-02</w:t>
+            </w:r>
+            <w:r>
+              <w:rPr>
+                <w:color w:val="373737"/>
+                <w:sz w:val="18"/>
+              </w:rPr>
+              <w:t xml:space="preserve">, 🟡 </w:t>
+            </w:r>
+            <w:r>
+              <w:rPr>
+                <w:rFonts w:ascii="Courier New" w:hAnsi="Courier New"/>
+                <w:sz w:val="18"/>
+              </w:rPr>
+              <w:t>D-01</w:t>
+            </w:r>
+            <w:r>
+              <w:rPr>
+                <w:color w:val="373737"/>
+                <w:sz w:val="18"/>
+              </w:rPr>
+              <w:t xml:space="preserve">, 🟡 </w:t>
+            </w:r>
+            <w:r>
+              <w:rPr>
+                <w:rFonts w:ascii="Courier New" w:hAnsi="Courier New"/>
+                <w:sz w:val="18"/>
+              </w:rPr>
+              <w:t>D-02</w:t>
+            </w:r>
+            <w:r>
+              <w:rPr>
+                <w:color w:val="373737"/>
+                <w:sz w:val="18"/>
+              </w:rPr>
+              <w:t xml:space="preserve">, 🟢 </w:t>
+            </w:r>
+            <w:r>
+              <w:rPr>
+                <w:rFonts w:ascii="Courier New" w:hAnsi="Courier New"/>
+                <w:sz w:val="18"/>
+              </w:rPr>
               <w:t>D-03</w:t>
+            </w:r>
+            <w:r>
+              <w:rPr>
+                <w:color w:val="373737"/>
+                <w:sz w:val="18"/>
+              </w:rPr>
+              <w:t xml:space="preserve">, 🟢 </w:t>
+            </w:r>
+            <w:r>
+              <w:rPr>
+                <w:rFonts w:ascii="Courier New" w:hAnsi="Courier New"/>
+                <w:sz w:val="18"/>
+              </w:rPr>
+              <w:t>D-04</w:t>
+            </w:r>
+            <w:r>
+              <w:rPr>
+                <w:color w:val="373737"/>
+                <w:sz w:val="18"/>
+              </w:rPr>
+              <w:t xml:space="preserve">, 🟢 </w:t>
+            </w:r>
+            <w:r>
+              <w:rPr>
+                <w:rFonts w:ascii="Courier New" w:hAnsi="Courier New"/>
+                <w:sz w:val="18"/>
+              </w:rPr>
+              <w:t>D-05</w:t>
             </w:r>
             <w:r>
               <w:rPr>
@@ -3638,7 +3708,7 @@
                 <w:rFonts w:ascii="Courier New" w:hAnsi="Courier New"/>
                 <w:sz w:val="18"/>
               </w:rPr>
-              <w:t>C-01</w:t>
+              <w:t>C-02</w:t>
             </w:r>
             <w:r>
               <w:rPr>
@@ -3692,22 +3762,14 @@
                 <w:rFonts w:ascii="Courier New" w:hAnsi="Courier New"/>
                 <w:sz w:val="18"/>
               </w:rPr>
-              <w:t>B-02</w:t>
+              <w:t>C-01</w:t>
             </w:r>
             <w:r>
               <w:rPr>
                 <w:color w:val="373737"/>
                 <w:sz w:val="18"/>
               </w:rPr>
-              <w:t xml:space="preserve"> (2–4d) </w:t>
-            </w:r>
-            <w:r>
-              <w:rPr>
-                <w:i/>
-                <w:color w:val="373737"/>
-                <w:sz w:val="18"/>
-              </w:rPr>
-              <w:t>(grouped XS: +`B-03`, `B-04`, `B-05`)</w:t>
+              <w:t xml:space="preserve"> (2–4d)</w:t>
             </w:r>
           </w:p>
         </w:tc>
@@ -3733,7 +3795,7 @@
                 <w:rFonts w:ascii="Courier New" w:hAnsi="Courier New"/>
                 <w:sz w:val="18"/>
               </w:rPr>
-              <w:t>D-01</w:t>
+              <w:t>D-02</w:t>
             </w:r>
             <w:r>
               <w:rPr>
@@ -3785,7 +3847,7 @@
                 <w:rFonts w:ascii="Courier New" w:hAnsi="Courier New"/>
                 <w:sz w:val="18"/>
               </w:rPr>
-              <w:t>C-02</w:t>
+              <w:t>D-01</w:t>
             </w:r>
             <w:r>
               <w:rPr>
@@ -3817,22 +3879,14 @@
                 <w:rFonts w:ascii="Courier New" w:hAnsi="Courier New"/>
                 <w:sz w:val="18"/>
               </w:rPr>
-              <w:t>D-03</w:t>
+              <w:t>G-01</w:t>
             </w:r>
             <w:r>
               <w:rPr>
                 <w:color w:val="373737"/>
                 <w:sz w:val="18"/>
               </w:rPr>
-              <w:t xml:space="preserve"> (2–4d) </w:t>
-            </w:r>
-            <w:r>
-              <w:rPr>
-                <w:i/>
-                <w:color w:val="373737"/>
-                <w:sz w:val="18"/>
-              </w:rPr>
-              <w:t>(grouped XS: +`D-04`, `D-05`)</w:t>
+              <w:t xml:space="preserve"> (2–4d)</w:t>
             </w:r>
           </w:p>
         </w:tc>
@@ -3879,14 +3933,14 @@
                 <w:rFonts w:ascii="Courier New" w:hAnsi="Courier New"/>
                 <w:sz w:val="18"/>
               </w:rPr>
-              <w:t>D-02</w:t>
+              <w:t>F-01</w:t>
             </w:r>
             <w:r>
               <w:rPr>
                 <w:color w:val="373737"/>
                 <w:sz w:val="18"/>
               </w:rPr>
-              <w:t xml:space="preserve"> (2–4d)</w:t>
+              <w:t xml:space="preserve"> (2–4d) ⛔</w:t>
             </w:r>
           </w:p>
         </w:tc>
@@ -3912,7 +3966,7 @@
                 <w:rFonts w:ascii="Courier New" w:hAnsi="Courier New"/>
                 <w:sz w:val="18"/>
               </w:rPr>
-              <w:t>G-01</w:t>
+              <w:t>G-05</w:t>
             </w:r>
             <w:r>
               <w:rPr>
@@ -3964,14 +4018,14 @@
                 <w:rFonts w:ascii="Courier New" w:hAnsi="Courier New"/>
                 <w:sz w:val="18"/>
               </w:rPr>
-              <w:t>F-01</w:t>
+              <w:t>G-04</w:t>
             </w:r>
             <w:r>
               <w:rPr>
                 <w:color w:val="373737"/>
                 <w:sz w:val="18"/>
               </w:rPr>
-              <w:t xml:space="preserve"> (2–4d) ⛔</w:t>
+              <w:t xml:space="preserve"> (2–4d)</w:t>
             </w:r>
           </w:p>
         </w:tc>
@@ -3989,21 +4043,21 @@
                 <w:color w:val="373737"/>
                 <w:sz w:val="18"/>
               </w:rPr>
-              <w:t xml:space="preserve">🟡 </w:t>
+              <w:t xml:space="preserve">🟢 </w:t>
             </w:r>
             <w:r>
               <w:rPr>
                 <w:rFonts w:ascii="Courier New" w:hAnsi="Courier New"/>
                 <w:sz w:val="18"/>
               </w:rPr>
-              <w:t>G-05</w:t>
+              <w:t>B-04</w:t>
             </w:r>
             <w:r>
               <w:rPr>
                 <w:color w:val="373737"/>
                 <w:sz w:val="18"/>
               </w:rPr>
-              <w:t xml:space="preserve"> (2–4d)</w:t>
+              <w:t xml:space="preserve"> (1–2d)</w:t>
             </w:r>
           </w:p>
         </w:tc>
@@ -4043,21 +4097,21 @@
                 <w:color w:val="373737"/>
                 <w:sz w:val="18"/>
               </w:rPr>
-              <w:t xml:space="preserve">🟡 </w:t>
+              <w:t xml:space="preserve">🟢 </w:t>
             </w:r>
             <w:r>
               <w:rPr>
                 <w:rFonts w:ascii="Courier New" w:hAnsi="Courier New"/>
                 <w:sz w:val="18"/>
               </w:rPr>
-              <w:t>G-04</w:t>
+              <w:t>B-02</w:t>
             </w:r>
             <w:r>
               <w:rPr>
                 <w:color w:val="373737"/>
                 <w:sz w:val="18"/>
               </w:rPr>
-              <w:t xml:space="preserve"> (2–4d)</w:t>
+              <w:t xml:space="preserve"> (1–2d)</w:t>
             </w:r>
           </w:p>
         </w:tc>
@@ -4076,7 +4130,21 @@
                 <w:color w:val="373737"/>
                 <w:sz w:val="18"/>
               </w:rPr>
-              <w:t>—</w:t>
+              <w:t xml:space="preserve">🟢 </w:t>
+            </w:r>
+            <w:r>
+              <w:rPr>
+                <w:rFonts w:ascii="Courier New" w:hAnsi="Courier New"/>
+                <w:sz w:val="18"/>
+              </w:rPr>
+              <w:t>D-03</w:t>
+            </w:r>
+            <w:r>
+              <w:rPr>
+                <w:color w:val="373737"/>
+                <w:sz w:val="18"/>
+              </w:rPr>
+              <w:t xml:space="preserve"> (1–2d)</w:t>
             </w:r>
           </w:p>
         </w:tc>
@@ -4121,20 +4189,250 @@
                 <w:rFonts w:ascii="Courier New" w:hAnsi="Courier New"/>
                 <w:sz w:val="18"/>
               </w:rPr>
-              <w:t>F-02</w:t>
+              <w:t>B-03</w:t>
             </w:r>
             <w:r>
               <w:rPr>
                 <w:color w:val="373737"/>
                 <w:sz w:val="18"/>
               </w:rPr>
-              <w:t xml:space="preserve"> (1–2d) ⛔</w:t>
+              <w:t xml:space="preserve"> (1–2d)</w:t>
             </w:r>
           </w:p>
         </w:tc>
         <w:tc>
           <w:tcPr>
             <w:tcW w:type="dxa" w:w="3419"/>
+            <w:vAlign w:val="top"/>
+          </w:tcPr>
+          <w:p>
+            <w:pPr>
+              <w:jc w:val="left"/>
+            </w:pPr>
+            <w:r>
+              <w:rPr>
+                <w:color w:val="373737"/>
+                <w:sz w:val="18"/>
+              </w:rPr>
+              <w:t xml:space="preserve">🟢 </w:t>
+            </w:r>
+            <w:r>
+              <w:rPr>
+                <w:rFonts w:ascii="Courier New" w:hAnsi="Courier New"/>
+                <w:sz w:val="18"/>
+              </w:rPr>
+              <w:t>D-05</w:t>
+            </w:r>
+            <w:r>
+              <w:rPr>
+                <w:color w:val="373737"/>
+                <w:sz w:val="18"/>
+              </w:rPr>
+              <w:t xml:space="preserve"> (1–2d)</w:t>
+            </w:r>
+          </w:p>
+        </w:tc>
+      </w:tr>
+      <w:tr>
+        <w:tc>
+          <w:tcPr>
+            <w:tcW w:type="dxa" w:w="3419"/>
+            <w:shd w:val="clear" w:color="auto" w:fill="F5F8FF"/>
+            <w:vAlign w:val="top"/>
+          </w:tcPr>
+          <w:p>
+            <w:pPr>
+              <w:jc w:val="left"/>
+            </w:pPr>
+            <w:r>
+              <w:rPr>
+                <w:color w:val="373737"/>
+                <w:sz w:val="18"/>
+              </w:rPr>
+              <w:t>10</w:t>
+            </w:r>
+          </w:p>
+        </w:tc>
+        <w:tc>
+          <w:tcPr>
+            <w:tcW w:type="dxa" w:w="3419"/>
+            <w:shd w:val="clear" w:color="auto" w:fill="F5F8FF"/>
+            <w:vAlign w:val="top"/>
+          </w:tcPr>
+          <w:p>
+            <w:pPr>
+              <w:jc w:val="left"/>
+            </w:pPr>
+            <w:r>
+              <w:rPr>
+                <w:color w:val="373737"/>
+                <w:sz w:val="18"/>
+              </w:rPr>
+              <w:t xml:space="preserve">🟢 </w:t>
+            </w:r>
+            <w:r>
+              <w:rPr>
+                <w:rFonts w:ascii="Courier New" w:hAnsi="Courier New"/>
+                <w:sz w:val="18"/>
+              </w:rPr>
+              <w:t>B-05</w:t>
+            </w:r>
+            <w:r>
+              <w:rPr>
+                <w:color w:val="373737"/>
+                <w:sz w:val="18"/>
+              </w:rPr>
+              <w:t xml:space="preserve"> (1–2d)</w:t>
+            </w:r>
+          </w:p>
+        </w:tc>
+        <w:tc>
+          <w:tcPr>
+            <w:tcW w:type="dxa" w:w="3419"/>
+            <w:shd w:val="clear" w:color="auto" w:fill="F5F8FF"/>
+            <w:vAlign w:val="top"/>
+          </w:tcPr>
+          <w:p>
+            <w:pPr>
+              <w:jc w:val="left"/>
+            </w:pPr>
+            <w:r>
+              <w:rPr>
+                <w:color w:val="373737"/>
+                <w:sz w:val="18"/>
+              </w:rPr>
+              <w:t>—</w:t>
+            </w:r>
+          </w:p>
+        </w:tc>
+      </w:tr>
+      <w:tr>
+        <w:tc>
+          <w:tcPr>
+            <w:tcW w:type="dxa" w:w="3419"/>
+            <w:vAlign w:val="top"/>
+          </w:tcPr>
+          <w:p>
+            <w:pPr>
+              <w:jc w:val="left"/>
+            </w:pPr>
+            <w:r>
+              <w:rPr>
+                <w:color w:val="373737"/>
+                <w:sz w:val="18"/>
+              </w:rPr>
+              <w:t>11</w:t>
+            </w:r>
+          </w:p>
+        </w:tc>
+        <w:tc>
+          <w:tcPr>
+            <w:tcW w:type="dxa" w:w="3419"/>
+            <w:vAlign w:val="top"/>
+          </w:tcPr>
+          <w:p>
+            <w:pPr>
+              <w:jc w:val="left"/>
+            </w:pPr>
+            <w:r>
+              <w:rPr>
+                <w:color w:val="373737"/>
+                <w:sz w:val="18"/>
+              </w:rPr>
+              <w:t xml:space="preserve">🟢 </w:t>
+            </w:r>
+            <w:r>
+              <w:rPr>
+                <w:rFonts w:ascii="Courier New" w:hAnsi="Courier New"/>
+                <w:sz w:val="18"/>
+              </w:rPr>
+              <w:t>D-04</w:t>
+            </w:r>
+            <w:r>
+              <w:rPr>
+                <w:color w:val="373737"/>
+                <w:sz w:val="18"/>
+              </w:rPr>
+              <w:t xml:space="preserve"> (1–2d)</w:t>
+            </w:r>
+          </w:p>
+        </w:tc>
+        <w:tc>
+          <w:tcPr>
+            <w:tcW w:type="dxa" w:w="3419"/>
+            <w:vAlign w:val="top"/>
+          </w:tcPr>
+          <w:p>
+            <w:pPr>
+              <w:jc w:val="left"/>
+            </w:pPr>
+            <w:r>
+              <w:rPr>
+                <w:color w:val="373737"/>
+                <w:sz w:val="18"/>
+              </w:rPr>
+              <w:t>—</w:t>
+            </w:r>
+          </w:p>
+        </w:tc>
+      </w:tr>
+      <w:tr>
+        <w:tc>
+          <w:tcPr>
+            <w:tcW w:type="dxa" w:w="3419"/>
+            <w:shd w:val="clear" w:color="auto" w:fill="F5F8FF"/>
+            <w:vAlign w:val="top"/>
+          </w:tcPr>
+          <w:p>
+            <w:pPr>
+              <w:jc w:val="left"/>
+            </w:pPr>
+            <w:r>
+              <w:rPr>
+                <w:color w:val="373737"/>
+                <w:sz w:val="18"/>
+              </w:rPr>
+              <w:t>12</w:t>
+            </w:r>
+          </w:p>
+        </w:tc>
+        <w:tc>
+          <w:tcPr>
+            <w:tcW w:type="dxa" w:w="3419"/>
+            <w:shd w:val="clear" w:color="auto" w:fill="F5F8FF"/>
+            <w:vAlign w:val="top"/>
+          </w:tcPr>
+          <w:p>
+            <w:pPr>
+              <w:jc w:val="left"/>
+            </w:pPr>
+            <w:r>
+              <w:rPr>
+                <w:color w:val="373737"/>
+                <w:sz w:val="18"/>
+              </w:rPr>
+              <w:t xml:space="preserve">🟢 </w:t>
+            </w:r>
+            <w:r>
+              <w:rPr>
+                <w:rFonts w:ascii="Courier New" w:hAnsi="Courier New"/>
+                <w:sz w:val="18"/>
+              </w:rPr>
+              <w:t>F-02</w:t>
+            </w:r>
+            <w:r>
+              <w:rPr>
+                <w:color w:val="373737"/>
+                <w:sz w:val="18"/>
+              </w:rPr>
+              <w:t xml:space="preserve"> (1–2d) ⛔</w:t>
+            </w:r>
+          </w:p>
+        </w:tc>
+        <w:tc>
+          <w:tcPr>
+            <w:tcW w:type="dxa" w:w="3419"/>
+            <w:shd w:val="clear" w:color="auto" w:fill="F5F8FF"/>
             <w:vAlign w:val="top"/>
           </w:tcPr>
           <w:p>
@@ -4219,7 +4517,7 @@
           <w:rFonts w:ascii="Courier New" w:hAnsi="Courier New"/>
           <w:sz w:val="19"/>
         </w:rPr>
-        <w:t>B-02</w:t>
+        <w:t>C-01</w:t>
       </w:r>
       <w:r>
         <w:rPr>
@@ -4233,21 +4531,7 @@
           <w:rFonts w:ascii="Courier New" w:hAnsi="Courier New"/>
           <w:sz w:val="19"/>
         </w:rPr>
-        <w:t>C-02</w:t>
-      </w:r>
-      <w:r>
-        <w:rPr>
-          <w:color w:val="373737"/>
-          <w:sz w:val="19"/>
-        </w:rPr>
-        <w:t xml:space="preserve"> → </w:t>
-      </w:r>
-      <w:r>
-        <w:rPr>
-          <w:rFonts w:ascii="Courier New" w:hAnsi="Courier New"/>
-          <w:sz w:val="19"/>
-        </w:rPr>
-        <w:t>D-02</w:t>
+        <w:t>D-01</w:t>
       </w:r>
       <w:r>
         <w:rPr>
@@ -4276,6 +4560,62 @@
           <w:sz w:val="19"/>
         </w:rPr>
         <w:t>G-04</w:t>
+      </w:r>
+      <w:r>
+        <w:rPr>
+          <w:color w:val="373737"/>
+          <w:sz w:val="19"/>
+        </w:rPr>
+        <w:t xml:space="preserve"> → </w:t>
+      </w:r>
+      <w:r>
+        <w:rPr>
+          <w:rFonts w:ascii="Courier New" w:hAnsi="Courier New"/>
+          <w:sz w:val="19"/>
+        </w:rPr>
+        <w:t>B-02</w:t>
+      </w:r>
+      <w:r>
+        <w:rPr>
+          <w:color w:val="373737"/>
+          <w:sz w:val="19"/>
+        </w:rPr>
+        <w:t xml:space="preserve"> → </w:t>
+      </w:r>
+      <w:r>
+        <w:rPr>
+          <w:rFonts w:ascii="Courier New" w:hAnsi="Courier New"/>
+          <w:sz w:val="19"/>
+        </w:rPr>
+        <w:t>B-03</w:t>
+      </w:r>
+      <w:r>
+        <w:rPr>
+          <w:color w:val="373737"/>
+          <w:sz w:val="19"/>
+        </w:rPr>
+        <w:t xml:space="preserve"> → </w:t>
+      </w:r>
+      <w:r>
+        <w:rPr>
+          <w:rFonts w:ascii="Courier New" w:hAnsi="Courier New"/>
+          <w:sz w:val="19"/>
+        </w:rPr>
+        <w:t>B-05</w:t>
+      </w:r>
+      <w:r>
+        <w:rPr>
+          <w:color w:val="373737"/>
+          <w:sz w:val="19"/>
+        </w:rPr>
+        <w:t xml:space="preserve"> → </w:t>
+      </w:r>
+      <w:r>
+        <w:rPr>
+          <w:rFonts w:ascii="Courier New" w:hAnsi="Courier New"/>
+          <w:sz w:val="19"/>
+        </w:rPr>
+        <w:t>D-04</w:t>
       </w:r>
       <w:r>
         <w:rPr>
@@ -4346,7 +4686,7 @@
           <w:rFonts w:ascii="Courier New" w:hAnsi="Courier New"/>
           <w:sz w:val="19"/>
         </w:rPr>
-        <w:t>C-01</w:t>
+        <w:t>C-02</w:t>
       </w:r>
       <w:r>
         <w:rPr>
@@ -4360,21 +4700,7 @@
           <w:rFonts w:ascii="Courier New" w:hAnsi="Courier New"/>
           <w:sz w:val="19"/>
         </w:rPr>
-        <w:t>D-01</w:t>
-      </w:r>
-      <w:r>
-        <w:rPr>
-          <w:color w:val="373737"/>
-          <w:sz w:val="19"/>
-        </w:rPr>
-        <w:t xml:space="preserve"> → </w:t>
-      </w:r>
-      <w:r>
-        <w:rPr>
-          <w:rFonts w:ascii="Courier New" w:hAnsi="Courier New"/>
-          <w:sz w:val="19"/>
-        </w:rPr>
-        <w:t>D-03</w:t>
+        <w:t>D-02</w:t>
       </w:r>
       <w:r>
         <w:rPr>
@@ -4404,6 +4730,48 @@
         </w:rPr>
         <w:t>G-05</w:t>
       </w:r>
+      <w:r>
+        <w:rPr>
+          <w:color w:val="373737"/>
+          <w:sz w:val="19"/>
+        </w:rPr>
+        <w:t xml:space="preserve"> → </w:t>
+      </w:r>
+      <w:r>
+        <w:rPr>
+          <w:rFonts w:ascii="Courier New" w:hAnsi="Courier New"/>
+          <w:sz w:val="19"/>
+        </w:rPr>
+        <w:t>B-04</w:t>
+      </w:r>
+      <w:r>
+        <w:rPr>
+          <w:color w:val="373737"/>
+          <w:sz w:val="19"/>
+        </w:rPr>
+        <w:t xml:space="preserve"> → </w:t>
+      </w:r>
+      <w:r>
+        <w:rPr>
+          <w:rFonts w:ascii="Courier New" w:hAnsi="Courier New"/>
+          <w:sz w:val="19"/>
+        </w:rPr>
+        <w:t>D-03</w:t>
+      </w:r>
+      <w:r>
+        <w:rPr>
+          <w:color w:val="373737"/>
+          <w:sz w:val="19"/>
+        </w:rPr>
+        <w:t xml:space="preserve"> → </w:t>
+      </w:r>
+      <w:r>
+        <w:rPr>
+          <w:rFonts w:ascii="Courier New" w:hAnsi="Courier New"/>
+          <w:sz w:val="19"/>
+        </w:rPr>
+        <w:t>D-05</w:t>
+      </w:r>
     </w:p>
     <w:p>
       <w:pPr>
@@ -4422,7 +4790,7 @@
           <w:color w:val="373737"/>
           <w:sz w:val="19"/>
         </w:rPr>
-        <w:t xml:space="preserve"> ~25 working days with 2 engineers vs ~48 days sequential.</w:t>
+        <w:t xml:space="preserve"> ~28 working days with 2 engineers vs ~53 days sequential.</w:t>
       </w:r>
     </w:p>
     <w:p>
@@ -4462,7 +4830,7 @@
           <w:color w:val="1F3864"/>
           <w:sz w:val="22"/>
         </w:rPr>
-        <w:t>📖 Phase B — Core Reads  (2 stories)</w:t>
+        <w:t>📖 Phase B — Core Reads  (5 stories)</w:t>
       </w:r>
     </w:p>
     <w:tbl>
@@ -4789,49 +5157,7 @@
                 <w:rFonts w:ascii="Courier New" w:hAnsi="Courier New"/>
                 <w:sz w:val="17"/>
               </w:rPr>
-              <w:t>getClaimByIds</w:t>
-            </w:r>
-            <w:r>
-              <w:rPr>
-                <w:color w:val="373737"/>
-                <w:sz w:val="17"/>
-              </w:rPr>
-              <w:t xml:space="preserve"> · </w:t>
-            </w:r>
-            <w:r>
-              <w:rPr>
-                <w:rFonts w:ascii="Courier New" w:hAnsi="Courier New"/>
-                <w:sz w:val="17"/>
-              </w:rPr>
-              <w:t>getCommunicationChannels</w:t>
-            </w:r>
-            <w:r>
-              <w:rPr>
-                <w:color w:val="373737"/>
-                <w:sz w:val="17"/>
-              </w:rPr>
-              <w:t xml:space="preserve"> · </w:t>
-            </w:r>
-            <w:r>
-              <w:rPr>
-                <w:rFonts w:ascii="Courier New" w:hAnsi="Courier New"/>
-                <w:sz w:val="17"/>
-              </w:rPr>
-              <w:t>getAllClaimsAbout</w:t>
-            </w:r>
-            <w:r>
-              <w:rPr>
-                <w:color w:val="373737"/>
-                <w:sz w:val="17"/>
-              </w:rPr>
-              <w:t xml:space="preserve"> · </w:t>
-            </w:r>
-            <w:r>
-              <w:rPr>
-                <w:rFonts w:ascii="Courier New" w:hAnsi="Courier New"/>
-                <w:sz w:val="17"/>
-              </w:rPr>
-              <w:t>getClaimExports</w:t>
+              <w:t>getClaimByIds(claimHumanIds)</w:t>
             </w:r>
           </w:p>
         </w:tc>
@@ -4846,10 +5172,10 @@
             </w:pPr>
             <w:r>
               <w:rPr>
-                <w:color w:val="9B7A00"/>
-                <w:sz w:val="17"/>
-              </w:rPr>
-              <w:t>🟡 Medium [M]</w:t>
+                <w:color w:val="1E7A34"/>
+                <w:sz w:val="17"/>
+              </w:rPr>
+              <w:t>🟢 Low [XS]</w:t>
             </w:r>
           </w:p>
         </w:tc>
@@ -4911,7 +5237,7 @@
                 <w:color w:val="373737"/>
                 <w:sz w:val="17"/>
               </w:rPr>
-              <w:t>Fetch specific claims by their ids; Return the communication-channel lookup list (cached); Return the 'claims about' lookup list (cached); List the claim export jobs</w:t>
+              <w:t>Fetch specific claims by their ids.</w:t>
             </w:r>
           </w:p>
           <w:p>
@@ -4931,7 +5257,7 @@
                 <w:color w:val="373737"/>
                 <w:sz w:val="17"/>
               </w:rPr>
-              <w:t>token → GET … ; GET … ; GET … ; GET …</w:t>
+              <w:t>token → GET …</w:t>
             </w:r>
           </w:p>
           <w:p>
@@ -4961,17 +5287,165 @@
             </w:r>
             <w:r>
               <w:rPr>
+                <w:color w:val="373737"/>
+                <w:sz w:val="17"/>
+              </w:rPr>
+              <w:t>returns claims for ids</w:t>
+            </w:r>
+          </w:p>
+        </w:tc>
+      </w:tr>
+      <w:tr>
+        <w:tc>
+          <w:tcPr>
+            <w:tcW w:w="2448" w:type="dxa"/>
+          </w:tcPr>
+          <w:p>
+            <w:pPr>
+              <w:spacing w:after="20"/>
+            </w:pPr>
+            <w:r>
+              <w:rPr>
+                <w:sz w:val="18"/>
+              </w:rPr>
+              <w:t xml:space="preserve">🔷 </w:t>
+            </w:r>
+            <w:r>
+              <w:rPr>
                 <w:rFonts w:ascii="Courier New" w:hAnsi="Courier New"/>
-                <w:sz w:val="17"/>
-              </w:rPr>
-              <w:t>getClaimByIds</w:t>
+                <w:b/>
+                <w:color w:val="1F497D"/>
+                <w:sz w:val="17"/>
+              </w:rPr>
+              <w:t>CLAIM-BE-B-03</w:t>
+            </w:r>
+          </w:p>
+          <w:p>
+            <w:pPr>
+              <w:spacing w:after="20"/>
+            </w:pPr>
+            <w:r>
+              <w:rPr>
+                <w:rFonts w:ascii="Courier New" w:hAnsi="Courier New"/>
+                <w:sz w:val="17"/>
+              </w:rPr>
+              <w:t>getCommunicationChannels</w:t>
             </w:r>
             <w:r>
               <w:rPr>
                 <w:color w:val="373737"/>
                 <w:sz w:val="17"/>
               </w:rPr>
-              <w:t>: returns claims for ids</w:t>
+              <w:t xml:space="preserve"> (cacheable)</w:t>
+            </w:r>
+          </w:p>
+        </w:tc>
+        <w:tc>
+          <w:tcPr>
+            <w:tcW w:w="1152" w:type="dxa"/>
+          </w:tcPr>
+          <w:p>
+            <w:pPr>
+              <w:spacing w:after="20"/>
+            </w:pPr>
+            <w:r>
+              <w:rPr>
+                <w:color w:val="1E7A34"/>
+                <w:sz w:val="17"/>
+              </w:rPr>
+              <w:t>🟢 Low [XS]</w:t>
+            </w:r>
+          </w:p>
+        </w:tc>
+        <w:tc>
+          <w:tcPr>
+            <w:tcW w:w="1872" w:type="dxa"/>
+          </w:tcPr>
+          <w:p>
+            <w:pPr>
+              <w:spacing w:after="20"/>
+            </w:pPr>
+            <w:r>
+              <w:rPr>
+                <w:color w:val="444444"/>
+                <w:sz w:val="17"/>
+              </w:rPr>
+              <w:t>Query</w:t>
+            </w:r>
+          </w:p>
+        </w:tc>
+        <w:tc>
+          <w:tcPr>
+            <w:tcW w:w="1368" w:type="dxa"/>
+          </w:tcPr>
+          <w:p>
+            <w:pPr>
+              <w:spacing w:after="20"/>
+            </w:pPr>
+            <w:r>
+              <w:rPr>
+                <w:color w:val="444444"/>
+                <w:sz w:val="17"/>
+              </w:rPr>
+              <w:t>B-01</w:t>
+            </w:r>
+          </w:p>
+        </w:tc>
+        <w:tc>
+          <w:tcPr>
+            <w:tcW w:w="5976" w:type="dxa"/>
+          </w:tcPr>
+          <w:p>
+            <w:pPr>
+              <w:spacing w:after="20"/>
+            </w:pPr>
+            <w:r>
+              <w:rPr>
+                <w:b/>
+                <w:color w:val="373737"/>
+                <w:sz w:val="17"/>
+              </w:rPr>
+              <w:t xml:space="preserve">Intent — </w:t>
+            </w:r>
+            <w:r>
+              <w:rPr>
+                <w:color w:val="373737"/>
+                <w:sz w:val="17"/>
+              </w:rPr>
+              <w:t>Return the communication-channel lookup list (cached).</w:t>
+            </w:r>
+          </w:p>
+          <w:p>
+            <w:pPr>
+              <w:spacing w:after="20"/>
+            </w:pPr>
+            <w:r>
+              <w:rPr>
+                <w:b/>
+                <w:color w:val="373737"/>
+                <w:sz w:val="17"/>
+              </w:rPr>
+              <w:t xml:space="preserve">Today — </w:t>
+            </w:r>
+            <w:r>
+              <w:rPr>
+                <w:color w:val="373737"/>
+                <w:sz w:val="17"/>
+              </w:rPr>
+              <w:t>GET …</w:t>
+            </w:r>
+          </w:p>
+          <w:p>
+            <w:pPr>
+              <w:spacing w:after="20"/>
+            </w:pPr>
+            <w:r>
+              <w:rPr>
+                <w:b/>
+                <w:color w:val="373737"/>
+                <w:sz w:val="17"/>
+              </w:rPr>
+              <w:t>Done when:</w:t>
             </w:r>
           </w:p>
           <w:p>
@@ -4988,17 +5462,170 @@
             </w:r>
             <w:r>
               <w:rPr>
+                <w:color w:val="373737"/>
+                <w:sz w:val="17"/>
+              </w:rPr>
+              <w:t>returns channels; cached</w:t>
+            </w:r>
+          </w:p>
+        </w:tc>
+      </w:tr>
+      <w:tr>
+        <w:tc>
+          <w:tcPr>
+            <w:shd w:val="clear" w:color="auto" w:fill="F5F8FF"/>
+            <w:tcW w:w="2448" w:type="dxa"/>
+          </w:tcPr>
+          <w:p>
+            <w:pPr>
+              <w:spacing w:after="20"/>
+            </w:pPr>
+            <w:r>
+              <w:rPr>
+                <w:sz w:val="18"/>
+              </w:rPr>
+              <w:t xml:space="preserve">🔷 </w:t>
+            </w:r>
+            <w:r>
+              <w:rPr>
                 <w:rFonts w:ascii="Courier New" w:hAnsi="Courier New"/>
-                <w:sz w:val="17"/>
-              </w:rPr>
-              <w:t>getCommunicationChannels</w:t>
+                <w:b/>
+                <w:color w:val="1F497D"/>
+                <w:sz w:val="17"/>
+              </w:rPr>
+              <w:t>CLAIM-BE-B-04</w:t>
+            </w:r>
+          </w:p>
+          <w:p>
+            <w:pPr>
+              <w:spacing w:after="20"/>
+            </w:pPr>
+            <w:r>
+              <w:rPr>
+                <w:rFonts w:ascii="Courier New" w:hAnsi="Courier New"/>
+                <w:sz w:val="17"/>
+              </w:rPr>
+              <w:t>getAllClaimsAbout</w:t>
             </w:r>
             <w:r>
               <w:rPr>
                 <w:color w:val="373737"/>
                 <w:sz w:val="17"/>
               </w:rPr>
-              <w:t>: returns channels; cached</w:t>
+              <w:t xml:space="preserve"> (cacheable)</w:t>
+            </w:r>
+          </w:p>
+        </w:tc>
+        <w:tc>
+          <w:tcPr>
+            <w:shd w:val="clear" w:color="auto" w:fill="F5F8FF"/>
+            <w:tcW w:w="1152" w:type="dxa"/>
+          </w:tcPr>
+          <w:p>
+            <w:pPr>
+              <w:spacing w:after="20"/>
+            </w:pPr>
+            <w:r>
+              <w:rPr>
+                <w:color w:val="1E7A34"/>
+                <w:sz w:val="17"/>
+              </w:rPr>
+              <w:t>🟢 Low [XS]</w:t>
+            </w:r>
+          </w:p>
+        </w:tc>
+        <w:tc>
+          <w:tcPr>
+            <w:shd w:val="clear" w:color="auto" w:fill="F5F8FF"/>
+            <w:tcW w:w="1872" w:type="dxa"/>
+          </w:tcPr>
+          <w:p>
+            <w:pPr>
+              <w:spacing w:after="20"/>
+            </w:pPr>
+            <w:r>
+              <w:rPr>
+                <w:color w:val="444444"/>
+                <w:sz w:val="17"/>
+              </w:rPr>
+              <w:t>Query</w:t>
+            </w:r>
+          </w:p>
+        </w:tc>
+        <w:tc>
+          <w:tcPr>
+            <w:shd w:val="clear" w:color="auto" w:fill="F5F8FF"/>
+            <w:tcW w:w="1368" w:type="dxa"/>
+          </w:tcPr>
+          <w:p>
+            <w:pPr>
+              <w:spacing w:after="20"/>
+            </w:pPr>
+            <w:r>
+              <w:rPr>
+                <w:color w:val="444444"/>
+                <w:sz w:val="17"/>
+              </w:rPr>
+              <w:t>B-01</w:t>
+            </w:r>
+          </w:p>
+        </w:tc>
+        <w:tc>
+          <w:tcPr>
+            <w:shd w:val="clear" w:color="auto" w:fill="F5F8FF"/>
+            <w:tcW w:w="5976" w:type="dxa"/>
+          </w:tcPr>
+          <w:p>
+            <w:pPr>
+              <w:spacing w:after="20"/>
+            </w:pPr>
+            <w:r>
+              <w:rPr>
+                <w:b/>
+                <w:color w:val="373737"/>
+                <w:sz w:val="17"/>
+              </w:rPr>
+              <w:t xml:space="preserve">Intent — </w:t>
+            </w:r>
+            <w:r>
+              <w:rPr>
+                <w:color w:val="373737"/>
+                <w:sz w:val="17"/>
+              </w:rPr>
+              <w:t>Return the 'claims about' lookup list (cached).</w:t>
+            </w:r>
+          </w:p>
+          <w:p>
+            <w:pPr>
+              <w:spacing w:after="20"/>
+            </w:pPr>
+            <w:r>
+              <w:rPr>
+                <w:b/>
+                <w:color w:val="373737"/>
+                <w:sz w:val="17"/>
+              </w:rPr>
+              <w:t xml:space="preserve">Today — </w:t>
+            </w:r>
+            <w:r>
+              <w:rPr>
+                <w:color w:val="373737"/>
+                <w:sz w:val="17"/>
+              </w:rPr>
+              <w:t>GET …</w:t>
+            </w:r>
+          </w:p>
+          <w:p>
+            <w:pPr>
+              <w:spacing w:after="20"/>
+            </w:pPr>
+            <w:r>
+              <w:rPr>
+                <w:b/>
+                <w:color w:val="373737"/>
+                <w:sz w:val="17"/>
+              </w:rPr>
+              <w:t>Done when:</w:t>
             </w:r>
           </w:p>
           <w:p>
@@ -5015,17 +5642,158 @@
             </w:r>
             <w:r>
               <w:rPr>
+                <w:color w:val="373737"/>
+                <w:sz w:val="17"/>
+              </w:rPr>
+              <w:t>returns list; cached</w:t>
+            </w:r>
+          </w:p>
+        </w:tc>
+      </w:tr>
+      <w:tr>
+        <w:tc>
+          <w:tcPr>
+            <w:tcW w:w="2448" w:type="dxa"/>
+          </w:tcPr>
+          <w:p>
+            <w:pPr>
+              <w:spacing w:after="20"/>
+            </w:pPr>
+            <w:r>
+              <w:rPr>
+                <w:sz w:val="18"/>
+              </w:rPr>
+              <w:t xml:space="preserve">🔷 </w:t>
+            </w:r>
+            <w:r>
+              <w:rPr>
                 <w:rFonts w:ascii="Courier New" w:hAnsi="Courier New"/>
-                <w:sz w:val="17"/>
-              </w:rPr>
-              <w:t>getAllClaimsAbout</w:t>
-            </w:r>
-            <w:r>
-              <w:rPr>
+                <w:b/>
+                <w:color w:val="1F497D"/>
+                <w:sz w:val="17"/>
+              </w:rPr>
+              <w:t>CLAIM-BE-B-05</w:t>
+            </w:r>
+          </w:p>
+          <w:p>
+            <w:pPr>
+              <w:spacing w:after="20"/>
+            </w:pPr>
+            <w:r>
+              <w:rPr>
+                <w:rFonts w:ascii="Courier New" w:hAnsi="Courier New"/>
+                <w:sz w:val="17"/>
+              </w:rPr>
+              <w:t>getClaimExports</w:t>
+            </w:r>
+          </w:p>
+        </w:tc>
+        <w:tc>
+          <w:tcPr>
+            <w:tcW w:w="1152" w:type="dxa"/>
+          </w:tcPr>
+          <w:p>
+            <w:pPr>
+              <w:spacing w:after="20"/>
+            </w:pPr>
+            <w:r>
+              <w:rPr>
+                <w:color w:val="1E7A34"/>
+                <w:sz w:val="17"/>
+              </w:rPr>
+              <w:t>🟢 Low [XS]</w:t>
+            </w:r>
+          </w:p>
+        </w:tc>
+        <w:tc>
+          <w:tcPr>
+            <w:tcW w:w="1872" w:type="dxa"/>
+          </w:tcPr>
+          <w:p>
+            <w:pPr>
+              <w:spacing w:after="20"/>
+            </w:pPr>
+            <w:r>
+              <w:rPr>
+                <w:color w:val="444444"/>
+                <w:sz w:val="17"/>
+              </w:rPr>
+              <w:t>Query</w:t>
+            </w:r>
+          </w:p>
+        </w:tc>
+        <w:tc>
+          <w:tcPr>
+            <w:tcW w:w="1368" w:type="dxa"/>
+          </w:tcPr>
+          <w:p>
+            <w:pPr>
+              <w:spacing w:after="20"/>
+            </w:pPr>
+            <w:r>
+              <w:rPr>
+                <w:color w:val="444444"/>
+                <w:sz w:val="17"/>
+              </w:rPr>
+              <w:t>B-01</w:t>
+            </w:r>
+          </w:p>
+        </w:tc>
+        <w:tc>
+          <w:tcPr>
+            <w:tcW w:w="5976" w:type="dxa"/>
+          </w:tcPr>
+          <w:p>
+            <w:pPr>
+              <w:spacing w:after="20"/>
+            </w:pPr>
+            <w:r>
+              <w:rPr>
+                <w:b/>
                 <w:color w:val="373737"/>
                 <w:sz w:val="17"/>
               </w:rPr>
-              <w:t>: returns list; cached</w:t>
+              <w:t xml:space="preserve">Intent — </w:t>
+            </w:r>
+            <w:r>
+              <w:rPr>
+                <w:color w:val="373737"/>
+                <w:sz w:val="17"/>
+              </w:rPr>
+              <w:t>List the claim export jobs.</w:t>
+            </w:r>
+          </w:p>
+          <w:p>
+            <w:pPr>
+              <w:spacing w:after="20"/>
+            </w:pPr>
+            <w:r>
+              <w:rPr>
+                <w:b/>
+                <w:color w:val="373737"/>
+                <w:sz w:val="17"/>
+              </w:rPr>
+              <w:t xml:space="preserve">Today — </w:t>
+            </w:r>
+            <w:r>
+              <w:rPr>
+                <w:color w:val="373737"/>
+                <w:sz w:val="17"/>
+              </w:rPr>
+              <w:t>GET …</w:t>
+            </w:r>
+          </w:p>
+          <w:p>
+            <w:pPr>
+              <w:spacing w:after="20"/>
+            </w:pPr>
+            <w:r>
+              <w:rPr>
+                <w:b/>
+                <w:color w:val="373737"/>
+                <w:sz w:val="17"/>
+              </w:rPr>
+              <w:t>Done when:</w:t>
             </w:r>
           </w:p>
           <w:p>
@@ -5042,17 +5810,10 @@
             </w:r>
             <w:r>
               <w:rPr>
-                <w:rFonts w:ascii="Courier New" w:hAnsi="Courier New"/>
-                <w:sz w:val="17"/>
-              </w:rPr>
-              <w:t>getClaimExports</w:t>
-            </w:r>
-            <w:r>
-              <w:rPr>
                 <w:color w:val="373737"/>
                 <w:sz w:val="17"/>
               </w:rPr>
-              <w:t>: returns export records</w:t>
+              <w:t>returns export records</w:t>
             </w:r>
           </w:p>
         </w:tc>
@@ -5658,7 +6419,7 @@
           <w:color w:val="7D5002"/>
           <w:sz w:val="22"/>
         </w:rPr>
-        <w:t>✏️ Phase D — Mutations  (3 stories)</w:t>
+        <w:t>✏️ Phase D — Mutations  (5 stories)</w:t>
       </w:r>
     </w:p>
     <w:tbl>
@@ -6199,34 +6960,6 @@
               </w:rPr>
               <w:t>requestClaimExport</w:t>
             </w:r>
-            <w:r>
-              <w:rPr>
-                <w:color w:val="373737"/>
-                <w:sz w:val="17"/>
-              </w:rPr>
-              <w:t xml:space="preserve"> · </w:t>
-            </w:r>
-            <w:r>
-              <w:rPr>
-                <w:rFonts w:ascii="Courier New" w:hAnsi="Courier New"/>
-                <w:sz w:val="17"/>
-              </w:rPr>
-              <w:t>lockClaim</w:t>
-            </w:r>
-            <w:r>
-              <w:rPr>
-                <w:color w:val="373737"/>
-                <w:sz w:val="17"/>
-              </w:rPr>
-              <w:t xml:space="preserve"> · </w:t>
-            </w:r>
-            <w:r>
-              <w:rPr>
-                <w:rFonts w:ascii="Courier New" w:hAnsi="Courier New"/>
-                <w:sz w:val="17"/>
-              </w:rPr>
-              <w:t>unlockClaim</w:t>
-            </w:r>
           </w:p>
         </w:tc>
         <w:tc>
@@ -6239,10 +6972,10 @@
             </w:pPr>
             <w:r>
               <w:rPr>
-                <w:color w:val="9B7A00"/>
-                <w:sz w:val="17"/>
-              </w:rPr>
-              <w:t>🟡 Medium [M]</w:t>
+                <w:color w:val="1E7A34"/>
+                <w:sz w:val="17"/>
+              </w:rPr>
+              <w:t>🟢 Low [XS]</w:t>
             </w:r>
           </w:p>
         </w:tc>
@@ -6301,7 +7034,7 @@
                 <w:color w:val="373737"/>
                 <w:sz w:val="17"/>
               </w:rPr>
-              <w:t>Kick off a claim export job; Lock a claim from edits; Unlock a claim for edits</w:t>
+              <w:t>Kick off a claim export job.</w:t>
             </w:r>
           </w:p>
           <w:p>
@@ -6321,7 +7054,7 @@
                 <w:color w:val="373737"/>
                 <w:sz w:val="17"/>
               </w:rPr>
-              <w:t>POST … → response.request_id. ; token → PUT … ; token → PUT …</w:t>
+              <w:t>POST … → response.request_id</w:t>
             </w:r>
           </w:p>
           <w:p>
@@ -6351,17 +7084,163 @@
             </w:r>
             <w:r>
               <w:rPr>
+                <w:color w:val="373737"/>
+                <w:sz w:val="17"/>
+              </w:rPr>
+              <w:t>returns the request id</w:t>
+            </w:r>
+          </w:p>
+        </w:tc>
+      </w:tr>
+      <w:tr>
+        <w:tc>
+          <w:tcPr>
+            <w:shd w:val="clear" w:color="auto" w:fill="F5F8FF"/>
+            <w:tcW w:w="2448" w:type="dxa"/>
+          </w:tcPr>
+          <w:p>
+            <w:pPr>
+              <w:spacing w:after="20"/>
+            </w:pPr>
+            <w:r>
+              <w:rPr>
+                <w:sz w:val="18"/>
+              </w:rPr>
+              <w:t xml:space="preserve">🔶 </w:t>
+            </w:r>
+            <w:r>
+              <w:rPr>
                 <w:rFonts w:ascii="Courier New" w:hAnsi="Courier New"/>
-                <w:sz w:val="17"/>
-              </w:rPr>
-              <w:t>requestClaimExport</w:t>
-            </w:r>
-            <w:r>
-              <w:rPr>
+                <w:b/>
+                <w:color w:val="1F497D"/>
+                <w:sz w:val="17"/>
+              </w:rPr>
+              <w:t>CLAIM-BE-D-04</w:t>
+            </w:r>
+          </w:p>
+          <w:p>
+            <w:pPr>
+              <w:spacing w:after="20"/>
+            </w:pPr>
+            <w:r>
+              <w:rPr>
+                <w:rFonts w:ascii="Courier New" w:hAnsi="Courier New"/>
+                <w:sz w:val="17"/>
+              </w:rPr>
+              <w:t>lockClaim</w:t>
+            </w:r>
+          </w:p>
+        </w:tc>
+        <w:tc>
+          <w:tcPr>
+            <w:shd w:val="clear" w:color="auto" w:fill="F5F8FF"/>
+            <w:tcW w:w="1152" w:type="dxa"/>
+          </w:tcPr>
+          <w:p>
+            <w:pPr>
+              <w:spacing w:after="20"/>
+            </w:pPr>
+            <w:r>
+              <w:rPr>
+                <w:color w:val="1E7A34"/>
+                <w:sz w:val="17"/>
+              </w:rPr>
+              <w:t>🟢 Low [XS]</w:t>
+            </w:r>
+          </w:p>
+        </w:tc>
+        <w:tc>
+          <w:tcPr>
+            <w:shd w:val="clear" w:color="auto" w:fill="F5F8FF"/>
+            <w:tcW w:w="1872" w:type="dxa"/>
+          </w:tcPr>
+          <w:p>
+            <w:pPr>
+              <w:spacing w:after="20"/>
+            </w:pPr>
+            <w:r>
+              <w:rPr>
+                <w:color w:val="444444"/>
+                <w:sz w:val="17"/>
+              </w:rPr>
+              <w:t>Mutation</w:t>
+            </w:r>
+          </w:p>
+        </w:tc>
+        <w:tc>
+          <w:tcPr>
+            <w:shd w:val="clear" w:color="auto" w:fill="F5F8FF"/>
+            <w:tcW w:w="1368" w:type="dxa"/>
+          </w:tcPr>
+          <w:p>
+            <w:pPr>
+              <w:spacing w:after="20"/>
+            </w:pPr>
+            <w:r>
+              <w:rPr>
+                <w:color w:val="444444"/>
+                <w:sz w:val="17"/>
+              </w:rPr>
+              <w:t>B-01</w:t>
+            </w:r>
+          </w:p>
+        </w:tc>
+        <w:tc>
+          <w:tcPr>
+            <w:shd w:val="clear" w:color="auto" w:fill="F5F8FF"/>
+            <w:tcW w:w="5976" w:type="dxa"/>
+          </w:tcPr>
+          <w:p>
+            <w:pPr>
+              <w:spacing w:after="20"/>
+            </w:pPr>
+            <w:r>
+              <w:rPr>
+                <w:b/>
                 <w:color w:val="373737"/>
                 <w:sz w:val="17"/>
               </w:rPr>
-              <w:t>: returns the request id</w:t>
+              <w:t xml:space="preserve">Intent — </w:t>
+            </w:r>
+            <w:r>
+              <w:rPr>
+                <w:color w:val="373737"/>
+                <w:sz w:val="17"/>
+              </w:rPr>
+              <w:t>Lock a claim from edits.</w:t>
+            </w:r>
+          </w:p>
+          <w:p>
+            <w:pPr>
+              <w:spacing w:after="20"/>
+            </w:pPr>
+            <w:r>
+              <w:rPr>
+                <w:b/>
+                <w:color w:val="373737"/>
+                <w:sz w:val="17"/>
+              </w:rPr>
+              <w:t xml:space="preserve">Today — </w:t>
+            </w:r>
+            <w:r>
+              <w:rPr>
+                <w:color w:val="373737"/>
+                <w:sz w:val="17"/>
+              </w:rPr>
+              <w:t>token → PUT …</w:t>
+            </w:r>
+          </w:p>
+          <w:p>
+            <w:pPr>
+              <w:spacing w:after="20"/>
+            </w:pPr>
+            <w:r>
+              <w:rPr>
+                <w:b/>
+                <w:color w:val="373737"/>
+                <w:sz w:val="17"/>
+              </w:rPr>
+              <w:t>Done when:</w:t>
             </w:r>
           </w:p>
           <w:p>
@@ -6378,17 +7257,158 @@
             </w:r>
             <w:r>
               <w:rPr>
+                <w:color w:val="373737"/>
+                <w:sz w:val="17"/>
+              </w:rPr>
+              <w:t>locks the claim</w:t>
+            </w:r>
+          </w:p>
+        </w:tc>
+      </w:tr>
+      <w:tr>
+        <w:tc>
+          <w:tcPr>
+            <w:tcW w:w="2448" w:type="dxa"/>
+          </w:tcPr>
+          <w:p>
+            <w:pPr>
+              <w:spacing w:after="20"/>
+            </w:pPr>
+            <w:r>
+              <w:rPr>
+                <w:sz w:val="18"/>
+              </w:rPr>
+              <w:t xml:space="preserve">🔶 </w:t>
+            </w:r>
+            <w:r>
+              <w:rPr>
                 <w:rFonts w:ascii="Courier New" w:hAnsi="Courier New"/>
-                <w:sz w:val="17"/>
-              </w:rPr>
-              <w:t>lockClaim</w:t>
-            </w:r>
-            <w:r>
-              <w:rPr>
+                <w:b/>
+                <w:color w:val="1F497D"/>
+                <w:sz w:val="17"/>
+              </w:rPr>
+              <w:t>CLAIM-BE-D-05</w:t>
+            </w:r>
+          </w:p>
+          <w:p>
+            <w:pPr>
+              <w:spacing w:after="20"/>
+            </w:pPr>
+            <w:r>
+              <w:rPr>
+                <w:rFonts w:ascii="Courier New" w:hAnsi="Courier New"/>
+                <w:sz w:val="17"/>
+              </w:rPr>
+              <w:t>unlockClaim</w:t>
+            </w:r>
+          </w:p>
+        </w:tc>
+        <w:tc>
+          <w:tcPr>
+            <w:tcW w:w="1152" w:type="dxa"/>
+          </w:tcPr>
+          <w:p>
+            <w:pPr>
+              <w:spacing w:after="20"/>
+            </w:pPr>
+            <w:r>
+              <w:rPr>
+                <w:color w:val="1E7A34"/>
+                <w:sz w:val="17"/>
+              </w:rPr>
+              <w:t>🟢 Low [XS]</w:t>
+            </w:r>
+          </w:p>
+        </w:tc>
+        <w:tc>
+          <w:tcPr>
+            <w:tcW w:w="1872" w:type="dxa"/>
+          </w:tcPr>
+          <w:p>
+            <w:pPr>
+              <w:spacing w:after="20"/>
+            </w:pPr>
+            <w:r>
+              <w:rPr>
+                <w:color w:val="444444"/>
+                <w:sz w:val="17"/>
+              </w:rPr>
+              <w:t>Mutation</w:t>
+            </w:r>
+          </w:p>
+        </w:tc>
+        <w:tc>
+          <w:tcPr>
+            <w:tcW w:w="1368" w:type="dxa"/>
+          </w:tcPr>
+          <w:p>
+            <w:pPr>
+              <w:spacing w:after="20"/>
+            </w:pPr>
+            <w:r>
+              <w:rPr>
+                <w:color w:val="444444"/>
+                <w:sz w:val="17"/>
+              </w:rPr>
+              <w:t>B-01</w:t>
+            </w:r>
+          </w:p>
+        </w:tc>
+        <w:tc>
+          <w:tcPr>
+            <w:tcW w:w="5976" w:type="dxa"/>
+          </w:tcPr>
+          <w:p>
+            <w:pPr>
+              <w:spacing w:after="20"/>
+            </w:pPr>
+            <w:r>
+              <w:rPr>
+                <w:b/>
                 <w:color w:val="373737"/>
                 <w:sz w:val="17"/>
               </w:rPr>
-              <w:t>: locks the claim</w:t>
+              <w:t xml:space="preserve">Intent — </w:t>
+            </w:r>
+            <w:r>
+              <w:rPr>
+                <w:color w:val="373737"/>
+                <w:sz w:val="17"/>
+              </w:rPr>
+              <w:t>Unlock a claim for edits.</w:t>
+            </w:r>
+          </w:p>
+          <w:p>
+            <w:pPr>
+              <w:spacing w:after="20"/>
+            </w:pPr>
+            <w:r>
+              <w:rPr>
+                <w:b/>
+                <w:color w:val="373737"/>
+                <w:sz w:val="17"/>
+              </w:rPr>
+              <w:t xml:space="preserve">Today — </w:t>
+            </w:r>
+            <w:r>
+              <w:rPr>
+                <w:color w:val="373737"/>
+                <w:sz w:val="17"/>
+              </w:rPr>
+              <w:t>token → PUT …</w:t>
+            </w:r>
+          </w:p>
+          <w:p>
+            <w:pPr>
+              <w:spacing w:after="20"/>
+            </w:pPr>
+            <w:r>
+              <w:rPr>
+                <w:b/>
+                <w:color w:val="373737"/>
+                <w:sz w:val="17"/>
+              </w:rPr>
+              <w:t>Done when:</w:t>
             </w:r>
           </w:p>
           <w:p>
@@ -6405,17 +7425,10 @@
             </w:r>
             <w:r>
               <w:rPr>
-                <w:rFonts w:ascii="Courier New" w:hAnsi="Courier New"/>
-                <w:sz w:val="17"/>
-              </w:rPr>
-              <w:t>unlockClaim</w:t>
-            </w:r>
-            <w:r>
-              <w:rPr>
                 <w:color w:val="373737"/>
                 <w:sz w:val="17"/>
               </w:rPr>
-              <w:t>: unlocks the claim</w:t>
+              <w:t>unlocks the claim</w:t>
             </w:r>
           </w:p>
         </w:tc>
